--- a/src/Tests/Inputs/cover-letters/11/input.docx
+++ b/src/Tests/Inputs/cover-letters/11/input.docx
@@ -1,6 +1,6 @@
 
 <file path=word/document.xml><?xml version="1.0" encoding="utf-8"?>
-<w:document xmlns:wpc="http://schemas.microsoft.com/office/word/2010/wordprocessingCanvas" xmlns:cx="http://schemas.microsoft.com/office/drawing/2014/chartex" xmlns:cx1="http://schemas.microsoft.com/office/drawing/2015/9/8/chartex" xmlns:cx2="http://schemas.microsoft.com/office/drawing/2015/10/21/chartex" xmlns:cx3="http://schemas.microsoft.com/office/drawing/2016/5/9/chartex" xmlns:cx4="http://schemas.microsoft.com/office/drawing/2016/5/10/chartex" xmlns:cx5="http://schemas.microsoft.com/office/drawing/2016/5/11/chartex" xmlns:cx6="http://schemas.microsoft.com/office/drawing/2016/5/12/chartex" xmlns:cx7="http://schemas.microsoft.com/office/drawing/2016/5/13/chartex" xmlns:cx8="http://schemas.microsoft.com/office/drawing/2016/5/14/chartex" xmlns:mc="http://schemas.openxmlformats.org/markup-compatibility/2006" xmlns:aink="http://schemas.microsoft.com/office/drawing/2016/ink" xmlns:am3d="http://schemas.microsoft.com/office/drawing/2017/model3d" xmlns:o="urn:schemas-microsoft-com:office:office" xmlns:oel="http://schemas.microsoft.com/office/2019/extlst" xmlns:r="http://schemas.openxmlformats.org/officeDocument/2006/relationships" xmlns:m="http://schemas.openxmlformats.org/officeDocument/2006/math" xmlns:v="urn:schemas-microsoft-com:vml" xmlns:wp14="http://schemas.microsoft.com/office/word/2010/wordprocessingDrawing" xmlns:wp="http://schemas.openxmlformats.org/drawingml/2006/wordprocessingDrawing" xmlns:w10="urn:schemas-microsoft-com:office:word" xmlns:w="http://schemas.openxmlformats.org/wordprocessingml/2006/main" xmlns:w14="http://schemas.microsoft.com/office/word/2010/wordml" xmlns:w15="http://schemas.microsoft.com/office/word/2012/wordml" xmlns:w16cex="http://schemas.microsoft.com/office/word/2018/wordml/cex" xmlns:w16cid="http://schemas.microsoft.com/office/word/2016/wordml/cid" xmlns:w16="http://schemas.microsoft.com/office/word/2018/wordml" xmlns:w16du="http://schemas.microsoft.com/office/word/2023/wordml/word16du" xmlns:w16sdtdh="http://schemas.microsoft.com/office/word/2020/wordml/sdtdatahash" xmlns:w16se="http://schemas.microsoft.com/office/word/2015/wordml/symex" xmlns:wpg="http://schemas.microsoft.com/office/word/2010/wordprocessingGroup" xmlns:wpi="http://schemas.microsoft.com/office/word/2010/wordprocessingInk" xmlns:wne="http://schemas.microsoft.com/office/word/2006/wordml" xmlns:wps="http://schemas.microsoft.com/office/word/2010/wordprocessingShape" mc:Ignorable="w14 w15 w16se w16cid w16 w16cex w16sdtdh wp14">
+<w:document xmlns:a="http://schemas.openxmlformats.org/drawingml/2006/main" xmlns:adec="http://schemas.microsoft.com/office/drawing/2017/decorative" xmlns:wpc="http://schemas.microsoft.com/office/word/2010/wordprocessingCanvas" xmlns:cx="http://schemas.microsoft.com/office/drawing/2014/chartex" xmlns:cx1="http://schemas.microsoft.com/office/drawing/2015/9/8/chartex" xmlns:cx2="http://schemas.microsoft.com/office/drawing/2015/10/21/chartex" xmlns:cx3="http://schemas.microsoft.com/office/drawing/2016/5/9/chartex" xmlns:cx4="http://schemas.microsoft.com/office/drawing/2016/5/10/chartex" xmlns:cx5="http://schemas.microsoft.com/office/drawing/2016/5/11/chartex" xmlns:cx6="http://schemas.microsoft.com/office/drawing/2016/5/12/chartex" xmlns:cx7="http://schemas.microsoft.com/office/drawing/2016/5/13/chartex" xmlns:cx8="http://schemas.microsoft.com/office/drawing/2016/5/14/chartex" xmlns:mc="http://schemas.openxmlformats.org/markup-compatibility/2006" xmlns:aink="http://schemas.microsoft.com/office/drawing/2016/ink" xmlns:am3d="http://schemas.microsoft.com/office/drawing/2017/model3d" xmlns:o="urn:schemas-microsoft-com:office:office" xmlns:oel="http://schemas.microsoft.com/office/2019/extlst" xmlns:r="http://schemas.openxmlformats.org/officeDocument/2006/relationships" xmlns:m="http://schemas.openxmlformats.org/officeDocument/2006/math" xmlns:v="urn:schemas-microsoft-com:vml" xmlns:wp14="http://schemas.microsoft.com/office/word/2010/wordprocessingDrawing" xmlns:wp="http://schemas.openxmlformats.org/drawingml/2006/wordprocessingDrawing" xmlns:w10="urn:schemas-microsoft-com:office:word" xmlns:w="http://schemas.openxmlformats.org/wordprocessingml/2006/main" xmlns:w14="http://schemas.microsoft.com/office/word/2010/wordml" xmlns:w15="http://schemas.microsoft.com/office/word/2012/wordml" xmlns:w16cex="http://schemas.microsoft.com/office/word/2018/wordml/cex" xmlns:w16cid="http://schemas.microsoft.com/office/word/2016/wordml/cid" xmlns:w16="http://schemas.microsoft.com/office/word/2018/wordml" xmlns:w16du="http://schemas.microsoft.com/office/word/2023/wordml/word16du" xmlns:w16sdtdh="http://schemas.microsoft.com/office/word/2020/wordml/sdtdatahash" xmlns:w16se="http://schemas.microsoft.com/office/word/2015/wordml/symex" xmlns:wpg="http://schemas.microsoft.com/office/word/2010/wordprocessingGroup" xmlns:wpi="http://schemas.microsoft.com/office/word/2010/wordprocessingInk" xmlns:wne="http://schemas.microsoft.com/office/word/2006/wordml" xmlns:wps="http://schemas.microsoft.com/office/word/2010/wordprocessingShape" mc:Ignorable="w14 w15 w16se w16cid w16 w16cex w16sdtdh wp14">
   <w:background w:color="FFFFFF" w:themeColor="background1"/>
   <w:body>
     <w:p>
@@ -19,7 +19,7 @@
         <mc:AlternateContent>
           <mc:Choice Requires="wps">
             <w:drawing>
-              <wp:anchor distT="0" distB="0" distL="114300" distR="114300" simplePos="0" relativeHeight="251659264" behindDoc="1" locked="1" layoutInCell="1" allowOverlap="1" wp14:anchorId="4929666D" wp14:editId="7FB9C546">
+              <wp:anchor distT="0" distB="0" distL="114300" distR="114300" simplePos="0" relativeHeight="251659264" behindDoc="1" locked="1" layoutInCell="1" allowOverlap="1" wp14:editId="7FB9C546" wp14:anchorId="4929666D">
                 <wp:simplePos x="0" y="0"/>
                 <wp:positionH relativeFrom="page">
                   <wp:posOffset>4965065</wp:posOffset>
@@ -95,7 +95,7 @@
           </mc:Choice>
           <mc:Fallback>
             <w:pict>
-              <v:rect w14:anchorId="5F81D996" id="Rectangle 1" o:spid="_x0000_s1026" alt="&quot;&quot;" style="position:absolute;margin-left:390.95pt;margin-top:-36.15pt;width:221pt;height:11in;z-index:-251657216;visibility:visible;mso-wrap-style:square;mso-width-percent:0;mso-height-percent:0;mso-wrap-distance-left:9pt;mso-wrap-distance-top:0;mso-wrap-distance-right:9pt;mso-wrap-distance-bottom:0;mso-position-horizontal:absolute;mso-position-horizontal-relative:page;mso-position-vertical:absolute;mso-position-vertical-relative:text;mso-width-percent:0;mso-height-percent:0;mso-width-relative:margin;mso-height-relative:margin;v-text-anchor:middle" o:gfxdata="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" fillcolor="#d3ebfd" stroked="f" strokeweight="1pt">
+              <v:rect id="Rectangle 1" style="position:absolute;margin-left:390.95pt;margin-top:-36.15pt;width:221pt;height:11in;z-index:-251657216;visibility:visible;mso-wrap-style:square;mso-width-percent:0;mso-height-percent:0;mso-wrap-distance-left:9pt;mso-wrap-distance-top:0;mso-wrap-distance-right:9pt;mso-wrap-distance-bottom:0;mso-position-horizontal:absolute;mso-position-horizontal-relative:page;mso-position-vertical:absolute;mso-position-vertical-relative:text;mso-width-percent:0;mso-height-percent:0;mso-width-relative:margin;mso-height-relative:margin;v-text-anchor:middle" alt="&quot;&quot;" o:spid="_x0000_s1026" fillcolor="#d3ebfd" stroked="f" strokeweight="1pt" o:gfxdata="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" w14:anchorId="5F81D996">
                 <v:fill opacity="32896f"/>
                 <w10:wrap anchorx="page"/>
                 <w10:anchorlock/>
@@ -128,7 +128,7 @@
           <w:tcPr>
             <w:tcW w:w="6390" w:type="dxa"/>
             <w:tcBorders>
-              <w:bottom w:val="single" w:sz="4" w:space="0" w:color="043D68" w:themeColor="text2"/>
+              <w:bottom w:val="single" w:color="043D68" w:themeColor="text2" w:sz="4" w:space="0"/>
             </w:tcBorders>
           </w:tcPr>
           <w:p>
@@ -242,7 +242,7 @@
           <w:tcPr>
             <w:tcW w:w="6390" w:type="dxa"/>
             <w:tcBorders>
-              <w:top w:val="single" w:sz="4" w:space="0" w:color="043D68" w:themeColor="text2"/>
+              <w:top w:val="single" w:color="043D68" w:themeColor="text2" w:sz="4" w:space="0"/>
             </w:tcBorders>
           </w:tcPr>
           <w:p>
@@ -479,7 +479,7 @@
                 </mc:Choice>
                 <mc:Fallback>
                   <w:pict>
-                    <v:line w14:anchorId="498DA0CC" id="Straight Connector 1" o:spid="_x0000_s1026" alt="Decorative" style="visibility:visible;mso-wrap-style:square;mso-left-percent:-10001;mso-top-percent:-10001;mso-position-horizontal:absolute;mso-position-horizontal-relative:char;mso-position-vertical:absolute;mso-position-vertical-relative:line;mso-left-percent:-10001;mso-top-percent:-10001" from="0,0" to="126.7pt,0" o:gfxdata="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" strokecolor="#043d68 [3215]" strokeweight=".5pt">
+                    <v:line id="Straight Connector 1" style="visibility:visible;mso-wrap-style:square;mso-left-percent:-10001;mso-top-percent:-10001;mso-position-horizontal:absolute;mso-position-horizontal-relative:char;mso-position-vertical:absolute;mso-position-vertical-relative:line;mso-left-percent:-10001;mso-top-percent:-10001" alt="Decorative" o:spid="_x0000_s1026" strokecolor="#043d68 [3215]" strokeweight=".5pt" o:gfxdata="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" from="0,0" to="126.7pt,0" w14:anchorId="498DA0CC">
                       <v:stroke joinstyle="miter"/>
                       <w10:anchorlock/>
                     </v:line>
@@ -907,7 +907,7 @@
                 </mc:Choice>
                 <mc:Fallback>
                   <w:pict>
-                    <v:line w14:anchorId="0BFBE48D" id="Straight Connector 2" o:spid="_x0000_s1026" alt="Decorative" style="visibility:visible;mso-wrap-style:square;mso-left-percent:-10001;mso-top-percent:-10001;mso-position-horizontal:absolute;mso-position-horizontal-relative:char;mso-position-vertical:absolute;mso-position-vertical-relative:line;mso-left-percent:-10001;mso-top-percent:-10001" from="0,0" to="126.7pt,0" o:gfxdata="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" strokecolor="#043d68 [3215]" strokeweight=".5pt">
+                    <v:line id="Straight Connector 2" style="visibility:visible;mso-wrap-style:square;mso-left-percent:-10001;mso-top-percent:-10001;mso-position-horizontal:absolute;mso-position-horizontal-relative:char;mso-position-vertical:absolute;mso-position-vertical-relative:line;mso-left-percent:-10001;mso-top-percent:-10001" alt="Decorative" o:spid="_x0000_s1026" strokecolor="#043d68 [3215]" strokeweight=".5pt" o:gfxdata="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" from="0,0" to="126.7pt,0" w14:anchorId="0BFBE48D">
                       <v:stroke joinstyle="miter"/>
                       <w10:anchorlock/>
                     </v:line>

--- a/src/Tests/Inputs/cover-letters/11/input.docx
+++ b/src/Tests/Inputs/cover-letters/11/input.docx
@@ -3302,2343 +3302,6 @@
 </w:styles>
 </file>
 
-<file path=word/glossary/document.xml><?xml version="1.0" encoding="utf-8"?>
-<w:glossaryDocument xmlns:wpc="http://schemas.microsoft.com/office/word/2010/wordprocessingCanvas" xmlns:cx="http://schemas.microsoft.com/office/drawing/2014/chartex" xmlns:cx1="http://schemas.microsoft.com/office/drawing/2015/9/8/chartex" xmlns:cx2="http://schemas.microsoft.com/office/drawing/2015/10/21/chartex" xmlns:cx3="http://schemas.microsoft.com/office/drawing/2016/5/9/chartex" xmlns:cx4="http://schemas.microsoft.com/office/drawing/2016/5/10/chartex" xmlns:cx5="http://schemas.microsoft.com/office/drawing/2016/5/11/chartex" xmlns:cx6="http://schemas.microsoft.com/office/drawing/2016/5/12/chartex" xmlns:cx7="http://schemas.microsoft.com/office/drawing/2016/5/13/chartex" xmlns:cx8="http://schemas.microsoft.com/office/drawing/2016/5/14/chartex" xmlns:mc="http://schemas.openxmlformats.org/markup-compatibility/2006" xmlns:aink="http://schemas.microsoft.com/office/drawing/2016/ink" xmlns:am3d="http://schemas.microsoft.com/office/drawing/2017/model3d" xmlns:o="urn:schemas-microsoft-com:office:office" xmlns:oel="http://schemas.microsoft.com/office/2019/extlst" xmlns:r="http://schemas.openxmlformats.org/officeDocument/2006/relationships" xmlns:m="http://schemas.openxmlformats.org/officeDocument/2006/math" xmlns:v="urn:schemas-microsoft-com:vml" xmlns:wp14="http://schemas.microsoft.com/office/word/2010/wordprocessingDrawing" xmlns:wp="http://schemas.openxmlformats.org/drawingml/2006/wordprocessingDrawing" xmlns:w10="urn:schemas-microsoft-com:office:word" xmlns:w="http://schemas.openxmlformats.org/wordprocessingml/2006/main" xmlns:w14="http://schemas.microsoft.com/office/word/2010/wordml" xmlns:w15="http://schemas.microsoft.com/office/word/2012/wordml" xmlns:w16cex="http://schemas.microsoft.com/office/word/2018/wordml/cex" xmlns:w16cid="http://schemas.microsoft.com/office/word/2016/wordml/cid" xmlns:w16="http://schemas.microsoft.com/office/word/2018/wordml" xmlns:w16du="http://schemas.microsoft.com/office/word/2023/wordml/word16du" xmlns:w16sdtdh="http://schemas.microsoft.com/office/word/2020/wordml/sdtdatahash" xmlns:w16se="http://schemas.microsoft.com/office/word/2015/wordml/symex" xmlns:wpg="http://schemas.microsoft.com/office/word/2010/wordprocessingGroup" xmlns:wpi="http://schemas.microsoft.com/office/word/2010/wordprocessingInk" xmlns:wne="http://schemas.microsoft.com/office/word/2006/wordml" xmlns:wps="http://schemas.microsoft.com/office/word/2010/wordprocessingShape" mc:Ignorable="w14 w15 w16se w16cid w16 w16cex w16sdtdh wp14">
-  <w:docParts>
-    <w:docPart>
-      <w:docPartPr>
-        <w:name w:val="B4EA40F459634D91B1FCAD411B380E7F"/>
-        <w:category>
-          <w:name w:val="General"/>
-          <w:gallery w:val="placeholder"/>
-        </w:category>
-        <w:types>
-          <w:type w:val="bbPlcHdr"/>
-        </w:types>
-        <w:behaviors>
-          <w:behavior w:val="content"/>
-        </w:behaviors>
-        <w:guid w:val="{CEF330DE-BF6D-49A8-86FF-9456BD4D0932}"/>
-      </w:docPartPr>
-      <w:docPartBody>
-        <w:p>
-          <w:pPr>
-            <w:pStyle w:val="B4EA40F459634D91B1FCAD411B380E7F"/>
-          </w:pPr>
-          <w:r>
-            <w:t>Angelica</w:t>
-          </w:r>
-        </w:p>
-      </w:docPartBody>
-    </w:docPart>
-    <w:docPart>
-      <w:docPartPr>
-        <w:name w:val="975E223DB9FD4141BAB95F6229C6EBDA"/>
-        <w:category>
-          <w:name w:val="General"/>
-          <w:gallery w:val="placeholder"/>
-        </w:category>
-        <w:types>
-          <w:type w:val="bbPlcHdr"/>
-        </w:types>
-        <w:behaviors>
-          <w:behavior w:val="content"/>
-        </w:behaviors>
-        <w:guid w:val="{C02011C6-7091-4963-AB62-435C875428E2}"/>
-      </w:docPartPr>
-      <w:docPartBody>
-        <w:p>
-          <w:pPr>
-            <w:pStyle w:val="975E223DB9FD4141BAB95F6229C6EBDA10"/>
-          </w:pPr>
-          <w:r>
-            <w:rPr>
-              <w:rStyle w:val="NotBold"/>
-            </w:rPr>
-            <w:t>Astrom</w:t>
-          </w:r>
-        </w:p>
-      </w:docPartBody>
-    </w:docPart>
-    <w:docPart>
-      <w:docPartPr>
-        <w:name w:val="E9D8FE9F7449406486B0CF0CA3C4143F"/>
-        <w:category>
-          <w:name w:val="General"/>
-          <w:gallery w:val="placeholder"/>
-        </w:category>
-        <w:types>
-          <w:type w:val="bbPlcHdr"/>
-        </w:types>
-        <w:behaviors>
-          <w:behavior w:val="content"/>
-        </w:behaviors>
-        <w:guid w:val="{683050E1-819C-4F0F-9DBF-645DF232A8DA}"/>
-      </w:docPartPr>
-      <w:docPartBody>
-        <w:p>
-          <w:pPr>
-            <w:pStyle w:val="E9D8FE9F7449406486B0CF0CA3C4143F4"/>
-          </w:pPr>
-          <w:r>
-            <w:rPr>
-              <w:lang w:val="de-DE"/>
-            </w:rPr>
-            <w:t>UI/UX Designer</w:t>
-          </w:r>
-        </w:p>
-      </w:docPartBody>
-    </w:docPart>
-    <w:docPart>
-      <w:docPartPr>
-        <w:name w:val="F4BDFC172B8045348295DB98BF77FEC0"/>
-        <w:category>
-          <w:name w:val="General"/>
-          <w:gallery w:val="placeholder"/>
-        </w:category>
-        <w:types>
-          <w:type w:val="bbPlcHdr"/>
-        </w:types>
-        <w:behaviors>
-          <w:behavior w:val="content"/>
-        </w:behaviors>
-        <w:guid w:val="{6DEAB9AD-C06B-4633-AE37-794EB9FB4070}"/>
-      </w:docPartPr>
-      <w:docPartBody>
-        <w:p>
-          <w:pPr>
-            <w:pStyle w:val="F4BDFC172B8045348295DB98BF77FEC0"/>
-          </w:pPr>
-          <w:r>
-            <w:t>Contact</w:t>
-          </w:r>
-        </w:p>
-      </w:docPartBody>
-    </w:docPart>
-    <w:docPart>
-      <w:docPartPr>
-        <w:name w:val="CEE336142DC145C598F3182019FECC54"/>
-        <w:category>
-          <w:name w:val="General"/>
-          <w:gallery w:val="placeholder"/>
-        </w:category>
-        <w:types>
-          <w:type w:val="bbPlcHdr"/>
-        </w:types>
-        <w:behaviors>
-          <w:behavior w:val="content"/>
-        </w:behaviors>
-        <w:guid w:val="{79301F4A-49CC-4325-8F7B-46505E467420}"/>
-      </w:docPartPr>
-      <w:docPartBody>
-        <w:p>
-          <w:pPr>
-            <w:pStyle w:val="CEE336142DC145C598F3182019FECC54"/>
-          </w:pPr>
-          <w:r>
-            <w:t>(212) 555-0155</w:t>
-          </w:r>
-        </w:p>
-      </w:docPartBody>
-    </w:docPart>
-    <w:docPart>
-      <w:docPartPr>
-        <w:name w:val="8547A3A4018541A78BEDDAC916BB675E"/>
-        <w:category>
-          <w:name w:val="General"/>
-          <w:gallery w:val="placeholder"/>
-        </w:category>
-        <w:types>
-          <w:type w:val="bbPlcHdr"/>
-        </w:types>
-        <w:behaviors>
-          <w:behavior w:val="content"/>
-        </w:behaviors>
-        <w:guid w:val="{1124F956-DCC2-4E75-BEF1-48A676CBEA20}"/>
-      </w:docPartPr>
-      <w:docPartBody>
-        <w:p>
-          <w:pPr>
-            <w:pStyle w:val="8547A3A4018541A78BEDDAC916BB675E"/>
-          </w:pPr>
-          <w:r>
-            <w:t>angelica@example.com</w:t>
-          </w:r>
-        </w:p>
-      </w:docPartBody>
-    </w:docPart>
-    <w:docPart>
-      <w:docPartPr>
-        <w:name w:val="48C1B01157C54A9F8A9E4ECFC4F41C48"/>
-        <w:category>
-          <w:name w:val="General"/>
-          <w:gallery w:val="placeholder"/>
-        </w:category>
-        <w:types>
-          <w:type w:val="bbPlcHdr"/>
-        </w:types>
-        <w:behaviors>
-          <w:behavior w:val="content"/>
-        </w:behaviors>
-        <w:guid w:val="{108F8849-5ECD-4B06-BCA1-159ADF3BDF61}"/>
-      </w:docPartPr>
-      <w:docPartBody>
-        <w:p>
-          <w:pPr>
-            <w:pStyle w:val="48C1B01157C54A9F8A9E4ECFC4F41C48"/>
-          </w:pPr>
-          <w:r>
-            <w:t>123 South St. Manhattan, NY 76543</w:t>
-          </w:r>
-        </w:p>
-      </w:docPartBody>
-    </w:docPart>
-    <w:docPart>
-      <w:docPartPr>
-        <w:name w:val="AE79DC4CCB9F486BA74432BE98422EB1"/>
-        <w:category>
-          <w:name w:val="General"/>
-          <w:gallery w:val="placeholder"/>
-        </w:category>
-        <w:types>
-          <w:type w:val="bbPlcHdr"/>
-        </w:types>
-        <w:behaviors>
-          <w:behavior w:val="content"/>
-        </w:behaviors>
-        <w:guid w:val="{12A8761A-CBC3-4F3F-A801-36F8A5D18BBC}"/>
-      </w:docPartPr>
-      <w:docPartBody>
-        <w:p>
-          <w:pPr>
-            <w:pStyle w:val="AE79DC4CCB9F486BA74432BE98422EB1"/>
-          </w:pPr>
-          <w:r>
-            <w:t>UX Manager</w:t>
-          </w:r>
-        </w:p>
-      </w:docPartBody>
-    </w:docPart>
-    <w:docPart>
-      <w:docPartPr>
-        <w:name w:val="6CCD75AD87A34CA98007DD463C3AB75E"/>
-        <w:category>
-          <w:name w:val="General"/>
-          <w:gallery w:val="placeholder"/>
-        </w:category>
-        <w:types>
-          <w:type w:val="bbPlcHdr"/>
-        </w:types>
-        <w:behaviors>
-          <w:behavior w:val="content"/>
-        </w:behaviors>
-        <w:guid w:val="{02715125-3A9B-448A-826D-CC31D9BBE20C}"/>
-      </w:docPartPr>
-      <w:docPartBody>
-        <w:p>
-          <w:pPr>
-            <w:pStyle w:val="6CCD75AD87A34CA98007DD463C3AB75E7"/>
-          </w:pPr>
-          <w:r>
-            <w:rPr>
-              <w:color w:val="043D68"/>
-            </w:rPr>
-            <w:t>LifeDreamer Gaming</w:t>
-          </w:r>
-        </w:p>
-      </w:docPartBody>
-    </w:docPart>
-    <w:docPart>
-      <w:docPartPr>
-        <w:name w:val="CC4C9CEE89B740DB8EA4608304FFCDC2"/>
-        <w:category>
-          <w:name w:val="General"/>
-          <w:gallery w:val="placeholder"/>
-        </w:category>
-        <w:types>
-          <w:type w:val="bbPlcHdr"/>
-        </w:types>
-        <w:behaviors>
-          <w:behavior w:val="content"/>
-        </w:behaviors>
-        <w:guid w:val="{87C03D04-7A1D-438D-A5EB-CA783C9001E0}"/>
-      </w:docPartPr>
-      <w:docPartBody>
-        <w:p>
-          <w:pPr>
-            <w:pStyle w:val="CC4C9CEE89B740DB8EA4608304FFCDC27"/>
-          </w:pPr>
-          <w:r>
-            <w:rPr>
-              <w:lang w:val="it-IT"/>
-            </w:rPr>
-            <w:t>333 3rd Avenue</w:t>
-          </w:r>
-          <w:r>
-            <w:rPr>
-              <w:lang w:val="it-IT"/>
-            </w:rPr>
-            <w:t xml:space="preserve"> </w:t>
-          </w:r>
-          <w:r>
-            <w:rPr>
-              <w:lang w:val="it-IT"/>
-            </w:rPr>
-            <w:t>Seattle, WA 98765</w:t>
-          </w:r>
-        </w:p>
-      </w:docPartBody>
-    </w:docPart>
-    <w:docPart>
-      <w:docPartPr>
-        <w:name w:val="6176B381CF1B4D2587939C634AD0E12A"/>
-        <w:category>
-          <w:name w:val="General"/>
-          <w:gallery w:val="placeholder"/>
-        </w:category>
-        <w:types>
-          <w:type w:val="bbPlcHdr"/>
-        </w:types>
-        <w:behaviors>
-          <w:behavior w:val="content"/>
-        </w:behaviors>
-        <w:guid w:val="{A24FC609-BAEC-44B3-B4C5-80C5F37C9FA9}"/>
-      </w:docPartPr>
-      <w:docPartBody>
-        <w:p>
-          <w:pPr>
-            <w:pStyle w:val="6176B381CF1B4D2587939C634AD0E12A"/>
-          </w:pPr>
-          <w:r>
-            <w:t>Dear Joseph Price:</w:t>
-          </w:r>
-        </w:p>
-      </w:docPartBody>
-    </w:docPart>
-    <w:docPart>
-      <w:docPartPr>
-        <w:name w:val="575B063B716846D19C02AC66D060C5CE"/>
-        <w:category>
-          <w:name w:val="General"/>
-          <w:gallery w:val="placeholder"/>
-        </w:category>
-        <w:types>
-          <w:type w:val="bbPlcHdr"/>
-        </w:types>
-        <w:behaviors>
-          <w:behavior w:val="content"/>
-        </w:behaviors>
-        <w:guid w:val="{A2FEF6ED-3590-411B-928D-26746521BB66}"/>
-      </w:docPartPr>
-      <w:docPartBody>
-        <w:p>
-          <w:pPr>
-            <w:pStyle w:val="575B063B716846D19C02AC66D060C5CE"/>
-          </w:pPr>
-          <w:r>
-            <w:t>I am writing in response to your online advertisement for a UX designer. After reading your job description, I am confident that my skills and my passion for technology are a perfect match for this position. I would bring to your company a broad range of skills, including:</w:t>
-          </w:r>
-        </w:p>
-      </w:docPartBody>
-    </w:docPart>
-    <w:docPart>
-      <w:docPartPr>
-        <w:name w:val="2E01E70160E04B55BFCC2AB6C303FD98"/>
-        <w:category>
-          <w:name w:val="General"/>
-          <w:gallery w:val="placeholder"/>
-        </w:category>
-        <w:types>
-          <w:type w:val="bbPlcHdr"/>
-        </w:types>
-        <w:behaviors>
-          <w:behavior w:val="content"/>
-        </w:behaviors>
-        <w:guid w:val="{BD4A2B46-5D90-4148-96E7-FEE6176CEA8E}"/>
-      </w:docPartPr>
-      <w:docPartBody>
-        <w:p>
-          <w:pPr>
-            <w:pStyle w:val="2E01E70160E04B55BFCC2AB6C303FD98"/>
-          </w:pPr>
-          <w:r>
-            <w:t>User research</w:t>
-          </w:r>
-        </w:p>
-      </w:docPartBody>
-    </w:docPart>
-    <w:docPart>
-      <w:docPartPr>
-        <w:name w:val="B76BA277F389413784BAEADA11BC8F5D"/>
-        <w:category>
-          <w:name w:val="General"/>
-          <w:gallery w:val="placeholder"/>
-        </w:category>
-        <w:types>
-          <w:type w:val="bbPlcHdr"/>
-        </w:types>
-        <w:behaviors>
-          <w:behavior w:val="content"/>
-        </w:behaviors>
-        <w:guid w:val="{F7D8F185-34CF-4F63-A3D2-0B4030A96B5A}"/>
-      </w:docPartPr>
-      <w:docPartBody>
-        <w:p>
-          <w:pPr>
-            <w:pStyle w:val="B76BA277F389413784BAEADA11BC8F5D"/>
-          </w:pPr>
-          <w:r>
-            <w:t>Usability testing</w:t>
-          </w:r>
-        </w:p>
-      </w:docPartBody>
-    </w:docPart>
-    <w:docPart>
-      <w:docPartPr>
-        <w:name w:val="960DD68D0F844B938CB7B47E39187C86"/>
-        <w:category>
-          <w:name w:val="General"/>
-          <w:gallery w:val="placeholder"/>
-        </w:category>
-        <w:types>
-          <w:type w:val="bbPlcHdr"/>
-        </w:types>
-        <w:behaviors>
-          <w:behavior w:val="content"/>
-        </w:behaviors>
-        <w:guid w:val="{028C2DF5-3B2D-4FFF-AF09-87C08D60A914}"/>
-      </w:docPartPr>
-      <w:docPartBody>
-        <w:p>
-          <w:pPr>
-            <w:pStyle w:val="960DD68D0F844B938CB7B47E39187C86"/>
-          </w:pPr>
-          <w:r>
-            <w:t>Wireframing &amp; prototyping</w:t>
-          </w:r>
-        </w:p>
-      </w:docPartBody>
-    </w:docPart>
-    <w:docPart>
-      <w:docPartPr>
-        <w:name w:val="C604AB27B7C343D191B4F396A7E98D81"/>
-        <w:category>
-          <w:name w:val="General"/>
-          <w:gallery w:val="placeholder"/>
-        </w:category>
-        <w:types>
-          <w:type w:val="bbPlcHdr"/>
-        </w:types>
-        <w:behaviors>
-          <w:behavior w:val="content"/>
-        </w:behaviors>
-        <w:guid w:val="{E74BA27A-4FA4-4789-A823-2215D32C7E42}"/>
-      </w:docPartPr>
-      <w:docPartBody>
-        <w:p>
-          <w:pPr>
-            <w:pStyle w:val="C604AB27B7C343D191B4F396A7E98D81"/>
-          </w:pPr>
-          <w:r>
-            <w:t>Project management &amp; leadership</w:t>
-          </w:r>
-        </w:p>
-      </w:docPartBody>
-    </w:docPart>
-    <w:docPart>
-      <w:docPartPr>
-        <w:name w:val="0CE78D6EAAAE47048F66FEC5D62D5A97"/>
-        <w:category>
-          <w:name w:val="General"/>
-          <w:gallery w:val="placeholder"/>
-        </w:category>
-        <w:types>
-          <w:type w:val="bbPlcHdr"/>
-        </w:types>
-        <w:behaviors>
-          <w:behavior w:val="content"/>
-        </w:behaviors>
-        <w:guid w:val="{57D9EFEA-0117-4481-8A91-5DDFF9FADA00}"/>
-      </w:docPartPr>
-      <w:docPartBody>
-        <w:p>
-          <w:pPr>
-            <w:pStyle w:val="0CE78D6EAAAE47048F66FEC5D62D5A97"/>
-          </w:pPr>
-          <w:r>
-            <w:t>Angelica Astrom</w:t>
-          </w:r>
-        </w:p>
-      </w:docPartBody>
-    </w:docPart>
-    <w:docPart>
-      <w:docPartPr>
-        <w:name w:val="D3693AAC6D4442E0A9771E87B81F5D38"/>
-        <w:category>
-          <w:name w:val="General"/>
-          <w:gallery w:val="placeholder"/>
-        </w:category>
-        <w:types>
-          <w:type w:val="bbPlcHdr"/>
-        </w:types>
-        <w:behaviors>
-          <w:behavior w:val="content"/>
-        </w:behaviors>
-        <w:guid w:val="{84A3E087-7AC3-4B1D-958C-842E6788B6B3}"/>
-      </w:docPartPr>
-      <w:docPartBody>
-        <w:p>
-          <w:pPr>
-            <w:pStyle w:val="D3693AAC6D4442E0A9771E87B81F5D387"/>
-          </w:pPr>
-          <w:r>
-            <w:rPr>
-              <w:rStyle w:val="Italics"/>
-            </w:rPr>
-            <w:t>Enclosure</w:t>
-          </w:r>
-        </w:p>
-      </w:docPartBody>
-    </w:docPart>
-    <w:docPart>
-      <w:docPartPr>
-        <w:name w:val="DD1DDFE3CD644B8EB3083C1777547635"/>
-        <w:category>
-          <w:name w:val="General"/>
-          <w:gallery w:val="placeholder"/>
-        </w:category>
-        <w:types>
-          <w:type w:val="bbPlcHdr"/>
-        </w:types>
-        <w:behaviors>
-          <w:behavior w:val="content"/>
-        </w:behaviors>
-        <w:guid w:val="{10EE1E71-79EC-4E26-982E-55B47001AAA0}"/>
-      </w:docPartPr>
-      <w:docPartBody>
-        <w:p>
-          <w:pPr>
-            <w:pStyle w:val="DD1DDFE3CD644B8EB3083C1777547635"/>
-          </w:pPr>
-          <w:r>
-            <w:t>UI/UX design</w:t>
-          </w:r>
-        </w:p>
-      </w:docPartBody>
-    </w:docPart>
-    <w:docPart>
-      <w:docPartPr>
-        <w:name w:val="2580ED33EB8F459FB2D75EC0C2CE9D94"/>
-        <w:category>
-          <w:name w:val="General"/>
-          <w:gallery w:val="placeholder"/>
-        </w:category>
-        <w:types>
-          <w:type w:val="bbPlcHdr"/>
-        </w:types>
-        <w:behaviors>
-          <w:behavior w:val="content"/>
-        </w:behaviors>
-        <w:guid w:val="{B2567339-0608-4550-BC1F-0F0577171484}"/>
-      </w:docPartPr>
-      <w:docPartBody>
-        <w:p>
-          <w:r>
-            <w:t>OBJECTIVE</w:t>
-          </w:r>
-        </w:p>
-      </w:docPartBody>
-    </w:docPart>
-    <w:docPart>
-      <w:docPartPr>
-        <w:name w:val="40ECDDE4DAA442AE950E116DAA50A3E4"/>
-        <w:category>
-          <w:name w:val="General"/>
-          <w:gallery w:val="placeholder"/>
-        </w:category>
-        <w:types>
-          <w:type w:val="bbPlcHdr"/>
-        </w:types>
-        <w:behaviors>
-          <w:behavior w:val="content"/>
-        </w:behaviors>
-        <w:guid w:val="{FD92EF1F-8F12-44B0-A9B3-863553076475}"/>
-      </w:docPartPr>
-      <w:docPartBody>
-        <w:p>
-          <w:r>
-            <w:t>To obtain a challenging UI/UX Designer position where my creativity, problem-solving skills, and experience in designing engaging and user-friendly interfaces can be utilized to enhance user experiences and drive business objectives.</w:t>
-          </w:r>
-        </w:p>
-      </w:docPartBody>
-    </w:docPart>
-    <w:docPart>
-      <w:docPartPr>
-        <w:name w:val="1EDF88C78CF247BA9032DCE8643C67FE"/>
-        <w:category>
-          <w:name w:val="General"/>
-          <w:gallery w:val="placeholder"/>
-        </w:category>
-        <w:types>
-          <w:type w:val="bbPlcHdr"/>
-        </w:types>
-        <w:behaviors>
-          <w:behavior w:val="content"/>
-        </w:behaviors>
-        <w:guid w:val="{ED7B6B0B-04AC-40CE-997C-173A4047EBD8}"/>
-      </w:docPartPr>
-      <w:docPartBody>
-        <w:p>
-          <w:pPr>
-            <w:pStyle w:val="1EDF88C78CF247BA9032DCE8643C67FE"/>
-          </w:pPr>
-          <w:r>
-            <w:t>I would welcome the opportunity to further discuss this position with you. If you have questions or would like to schedule an interview, please contact me by phone at</w:t>
-          </w:r>
-        </w:p>
-      </w:docPartBody>
-    </w:docPart>
-    <w:docPart>
-      <w:docPartPr>
-        <w:name w:val="91B6CC9B88844AFEBD4F59732A0AA89D"/>
-        <w:category>
-          <w:name w:val="General"/>
-          <w:gallery w:val="placeholder"/>
-        </w:category>
-        <w:types>
-          <w:type w:val="bbPlcHdr"/>
-        </w:types>
-        <w:behaviors>
-          <w:behavior w:val="content"/>
-        </w:behaviors>
-        <w:guid w:val="{493F6BEF-8BCF-4461-9229-E84FE14465DC}"/>
-      </w:docPartPr>
-      <w:docPartBody>
-        <w:p>
-          <w:pPr>
-            <w:pStyle w:val="91B6CC9B88844AFEBD4F59732A0AA89D4"/>
-          </w:pPr>
-          <w:r>
-            <w:rPr>
-              <w:rStyle w:val="Bold"/>
-            </w:rPr>
-            <w:t>(212) 555-0155</w:t>
-          </w:r>
-        </w:p>
-      </w:docPartBody>
-    </w:docPart>
-    <w:docPart>
-      <w:docPartPr>
-        <w:name w:val="9F213EBC19FE460C9FF4B29CC4D6B122"/>
-        <w:category>
-          <w:name w:val="General"/>
-          <w:gallery w:val="placeholder"/>
-        </w:category>
-        <w:types>
-          <w:type w:val="bbPlcHdr"/>
-        </w:types>
-        <w:behaviors>
-          <w:behavior w:val="content"/>
-        </w:behaviors>
-        <w:guid w:val="{0F7D9259-7B35-425C-9C87-4BE0EEBEE7BD}"/>
-      </w:docPartPr>
-      <w:docPartBody>
-        <w:p>
-          <w:pPr>
-            <w:pStyle w:val="9F213EBC19FE460C9FF4B29CC4D6B122"/>
-          </w:pPr>
-          <w:r>
-            <w:t>or by email at</w:t>
-          </w:r>
-        </w:p>
-      </w:docPartBody>
-    </w:docPart>
-    <w:docPart>
-      <w:docPartPr>
-        <w:name w:val="29711F2FC7BE47A68F1F15F15E434C76"/>
-        <w:category>
-          <w:name w:val="General"/>
-          <w:gallery w:val="placeholder"/>
-        </w:category>
-        <w:types>
-          <w:type w:val="bbPlcHdr"/>
-        </w:types>
-        <w:behaviors>
-          <w:behavior w:val="content"/>
-        </w:behaviors>
-        <w:guid w:val="{EAF3AA30-4CC5-4B4E-8031-6C925B6AF66D}"/>
-      </w:docPartPr>
-      <w:docPartBody>
-        <w:p>
-          <w:pPr>
-            <w:pStyle w:val="29711F2FC7BE47A68F1F15F15E434C764"/>
-          </w:pPr>
-          <w:r>
-            <w:rPr>
-              <w:rStyle w:val="Bold"/>
-            </w:rPr>
-            <w:t>angelica@example.com</w:t>
-          </w:r>
-        </w:p>
-      </w:docPartBody>
-    </w:docPart>
-    <w:docPart>
-      <w:docPartPr>
-        <w:name w:val="A022C3AC64B54C4B9CED9A18A8CB5D94"/>
-        <w:category>
-          <w:name w:val="General"/>
-          <w:gallery w:val="placeholder"/>
-        </w:category>
-        <w:types>
-          <w:type w:val="bbPlcHdr"/>
-        </w:types>
-        <w:behaviors>
-          <w:behavior w:val="content"/>
-        </w:behaviors>
-        <w:guid w:val="{618D8212-38FA-4138-8AE9-C83E51A6774C}"/>
-      </w:docPartPr>
-      <w:docPartBody>
-        <w:p>
-          <w:pPr>
-            <w:pStyle w:val="A022C3AC64B54C4B9CED9A18A8CB5D94"/>
-          </w:pPr>
-          <w:r>
-            <w:t>. I have enclosed my resume for your review, and I look forward to hearing from you.</w:t>
-          </w:r>
-        </w:p>
-      </w:docPartBody>
-    </w:docPart>
-    <w:docPart>
-      <w:docPartPr>
-        <w:name w:val="65D58ED0CBD24F1FA4EAE352453370FB"/>
-        <w:category>
-          <w:name w:val="General"/>
-          <w:gallery w:val="placeholder"/>
-        </w:category>
-        <w:types>
-          <w:type w:val="bbPlcHdr"/>
-        </w:types>
-        <w:behaviors>
-          <w:behavior w:val="content"/>
-        </w:behaviors>
-        <w:guid w:val="{E0E96D4C-DC38-4FBA-B3B5-0B5DB6611392}"/>
-      </w:docPartPr>
-      <w:docPartBody>
-        <w:p>
-          <w:pPr>
-            <w:pStyle w:val="65D58ED0CBD24F1FA4EAE352453370FB"/>
-          </w:pPr>
-          <w:r>
-            <w:t>Sincerely,</w:t>
-          </w:r>
-        </w:p>
-      </w:docPartBody>
-    </w:docPart>
-  </w:docParts>
-</w:glossaryDocument>
-</file>
-
-<file path=word/glossary/fontTable2.xml><?xml version="1.0" encoding="utf-8"?>
-<w:fonts xmlns:mc="http://schemas.openxmlformats.org/markup-compatibility/2006" xmlns:r="http://schemas.openxmlformats.org/officeDocument/2006/relationships" xmlns:w="http://schemas.openxmlformats.org/wordprocessingml/2006/main" xmlns:w14="http://schemas.microsoft.com/office/word/2010/wordml" xmlns:w15="http://schemas.microsoft.com/office/word/2012/wordml" xmlns:w16cex="http://schemas.microsoft.com/office/word/2018/wordml/cex" xmlns:w16cid="http://schemas.microsoft.com/office/word/2016/wordml/cid" xmlns:w16="http://schemas.microsoft.com/office/word/2018/wordml" xmlns:w16sdtdh="http://schemas.microsoft.com/office/word/2020/wordml/sdtdatahash" xmlns:w16se="http://schemas.microsoft.com/office/word/2015/wordml/symex" mc:Ignorable="w14 w15 w16se w16cid w16 w16cex w16sdtdh">
-  <w:font w:name="Symbol">
-    <w:panose1 w:val="05050102010706020507"/>
-    <w:charset w:val="02"/>
-    <w:family w:val="roman"/>
-    <w:pitch w:val="variable"/>
-    <w:sig w:usb0="00000000" w:usb1="10000000" w:usb2="00000000" w:usb3="00000000" w:csb0="80000000" w:csb1="00000000"/>
-  </w:font>
-  <w:font w:name="Times New Roman">
-    <w:panose1 w:val="02020603050405020304"/>
-    <w:charset w:val="00"/>
-    <w:family w:val="roman"/>
-    <w:pitch w:val="variable"/>
-    <w:sig w:usb0="E0002EFF" w:usb1="C000785B" w:usb2="00000009" w:usb3="00000000" w:csb0="000001FF" w:csb1="00000000"/>
-  </w:font>
-  <w:font w:name="Courier New">
-    <w:panose1 w:val="02070309020205020404"/>
-    <w:charset w:val="00"/>
-    <w:family w:val="modern"/>
-    <w:pitch w:val="fixed"/>
-    <w:sig w:usb0="E0002EFF" w:usb1="C0007843" w:usb2="00000009" w:usb3="00000000" w:csb0="000001FF" w:csb1="00000000"/>
-  </w:font>
-  <w:font w:name="Wingdings">
-    <w:panose1 w:val="05000000000000000000"/>
-    <w:charset w:val="02"/>
-    <w:family w:val="auto"/>
-    <w:pitch w:val="variable"/>
-    <w:sig w:usb0="00000000" w:usb1="10000000" w:usb2="00000000" w:usb3="00000000" w:csb0="80000000" w:csb1="00000000"/>
-  </w:font>
-  <w:font w:name="Montserrat Light">
-    <w:panose1 w:val="00000400000000000000"/>
-    <w:charset w:val="00"/>
-    <w:family w:val="auto"/>
-    <w:pitch w:val="variable"/>
-    <w:sig w:usb0="20000207" w:usb1="00000001" w:usb2="00000000" w:usb3="00000000" w:csb0="00000197" w:csb1="00000000"/>
-  </w:font>
-  <w:font w:name="Century Gothic">
-    <w:panose1 w:val="020B0502020202020204"/>
-    <w:charset w:val="00"/>
-    <w:family w:val="swiss"/>
-    <w:pitch w:val="variable"/>
-    <w:sig w:usb0="00000287" w:usb1="00000000" w:usb2="00000000" w:usb3="00000000" w:csb0="0000009F" w:csb1="00000000"/>
-  </w:font>
-  <w:font w:name="Calibri">
-    <w:panose1 w:val="020F0502020204030204"/>
-    <w:charset w:val="00"/>
-    <w:family w:val="swiss"/>
-    <w:pitch w:val="variable"/>
-    <w:sig w:usb0="E4002EFF" w:usb1="C000247B" w:usb2="00000009" w:usb3="00000000" w:csb0="000001FF" w:csb1="00000000"/>
-  </w:font>
-  <w:font w:name="Calibri Light">
-    <w:panose1 w:val="020F0302020204030204"/>
-    <w:charset w:val="00"/>
-    <w:family w:val="swiss"/>
-    <w:pitch w:val="variable"/>
-    <w:sig w:usb0="E4002EFF" w:usb1="C000247B" w:usb2="00000009" w:usb3="00000000" w:csb0="000001FF" w:csb1="00000000"/>
-  </w:font>
-</w:fonts>
-</file>
-
-<file path=word/glossary/settings2.xml><?xml version="1.0" encoding="utf-8"?>
-<w:settings xmlns:mc="http://schemas.openxmlformats.org/markup-compatibility/2006" xmlns:o="urn:schemas-microsoft-com:office:office" xmlns:r="http://schemas.openxmlformats.org/officeDocument/2006/relationships" xmlns:m="http://schemas.openxmlformats.org/officeDocument/2006/math" xmlns:v="urn:schemas-microsoft-com:vml" xmlns:w10="urn:schemas-microsoft-com:office:word" xmlns:w="http://schemas.openxmlformats.org/wordprocessingml/2006/main" xmlns:w14="http://schemas.microsoft.com/office/word/2010/wordml" xmlns:w15="http://schemas.microsoft.com/office/word/2012/wordml" xmlns:w16cex="http://schemas.microsoft.com/office/word/2018/wordml/cex" xmlns:w16cid="http://schemas.microsoft.com/office/word/2016/wordml/cid" xmlns:w16="http://schemas.microsoft.com/office/word/2018/wordml" xmlns:w16sdtdh="http://schemas.microsoft.com/office/word/2020/wordml/sdtdatahash" xmlns:w16se="http://schemas.microsoft.com/office/word/2015/wordml/symex" xmlns:sl="http://schemas.openxmlformats.org/schemaLibrary/2006/main" mc:Ignorable="w14 w15 w16se w16cid w16 w16cex w16sdtdh">
-  <w:view w:val="normal"/>
-  <w:defaultTabStop w:val="720"/>
-  <w:characterSpacingControl w:val="doNotCompress"/>
-  <w:compat>
-    <w:useFELayout/>
-    <w:compatSetting w:name="compatibilityMode" w:uri="http://schemas.microsoft.com/office/word" w:val="15"/>
-    <w:compatSetting w:name="overrideTableStyleFontSizeAndJustification" w:uri="http://schemas.microsoft.com/office/word" w:val="1"/>
-    <w:compatSetting w:name="enableOpenTypeFeatures" w:uri="http://schemas.microsoft.com/office/word" w:val="1"/>
-    <w:compatSetting w:name="doNotFlipMirrorIndents" w:uri="http://schemas.microsoft.com/office/word" w:val="1"/>
-    <w:compatSetting w:name="differentiateMultirowTableHeaders" w:uri="http://schemas.microsoft.com/office/word" w:val="1"/>
-    <w:compatSetting w:name="useWord2013TrackBottomHyphenation" w:uri="http://schemas.microsoft.com/office/word" w:val="1"/>
-  </w:compat>
-  <w:rsids>
-    <w:rsidRoot w:val="00E02142"/>
-    <w:rsid w:val="0000165A"/>
-    <w:rsid w:val="00254B6C"/>
-    <w:rsid w:val="00385C39"/>
-    <w:rsid w:val="005973F4"/>
-    <w:rsid w:val="005B379B"/>
-    <w:rsid w:val="00622EFE"/>
-    <w:rsid w:val="00715268"/>
-    <w:rsid w:val="007854B4"/>
-    <w:rsid w:val="008724B9"/>
-    <w:rsid w:val="0088112E"/>
-    <w:rsid w:val="00896DD2"/>
-    <w:rsid w:val="00A35264"/>
-    <w:rsid w:val="00B80877"/>
-    <w:rsid w:val="00BA4727"/>
-    <w:rsid w:val="00BE33BF"/>
-    <w:rsid w:val="00C317FC"/>
-    <w:rsid w:val="00CA7354"/>
-    <w:rsid w:val="00DB10F8"/>
-    <w:rsid w:val="00E02142"/>
-    <w:rsid w:val="00E94486"/>
-    <w:rsid w:val="00EF4A1E"/>
-    <w:rsid w:val="00F42912"/>
-    <w:rsid w:val="00F437E7"/>
-    <w:rsid w:val="00F87958"/>
-    <w:rsid w:val="00FE5A6B"/>
-  </w:rsids>
-  <m:mathPr>
-    <m:mathFont m:val="Cambria Math"/>
-    <m:brkBin m:val="before"/>
-    <m:brkBinSub m:val="--"/>
-    <m:smallFrac m:val="0"/>
-    <m:dispDef/>
-    <m:lMargin m:val="0"/>
-    <m:rMargin m:val="0"/>
-    <m:defJc m:val="centerGroup"/>
-    <m:wrapIndent m:val="1440"/>
-    <m:intLim m:val="subSup"/>
-    <m:naryLim m:val="undOvr"/>
-  </m:mathPr>
-  <w:themeFontLang w:val="en-US"/>
-  <w:clrSchemeMapping w:bg1="light1" w:t1="dark1" w:bg2="light2" w:t2="dark2" w:accent1="accent1" w:accent2="accent2" w:accent3="accent3" w:accent4="accent4" w:accent5="accent5" w:accent6="accent6" w:hyperlink="hyperlink" w:followedHyperlink="followedHyperlink"/>
-  <w:decimalSymbol w:val="."/>
-  <w:listSeparator w:val=","/>
-  <w15:chartTrackingRefBased/>
-</w:settings>
-</file>
-
-<file path=word/glossary/styles2.xml><?xml version="1.0" encoding="utf-8"?>
-<w:styles xmlns:mc="http://schemas.openxmlformats.org/markup-compatibility/2006" xmlns:r="http://schemas.openxmlformats.org/officeDocument/2006/relationships" xmlns:w="http://schemas.openxmlformats.org/wordprocessingml/2006/main" xmlns:w14="http://schemas.microsoft.com/office/word/2010/wordml" xmlns:w15="http://schemas.microsoft.com/office/word/2012/wordml" xmlns:w16cex="http://schemas.microsoft.com/office/word/2018/wordml/cex" xmlns:w16cid="http://schemas.microsoft.com/office/word/2016/wordml/cid" xmlns:w16="http://schemas.microsoft.com/office/word/2018/wordml" xmlns:w16sdtdh="http://schemas.microsoft.com/office/word/2020/wordml/sdtdatahash" xmlns:w16se="http://schemas.microsoft.com/office/word/2015/wordml/symex" mc:Ignorable="w14 w15 w16se w16cid w16 w16cex w16sdtdh">
-  <w:docDefaults>
-    <w:rPrDefault>
-      <w:rPr>
-        <w:rFonts w:asciiTheme="minorHAnsi" w:eastAsiaTheme="minorEastAsia" w:hAnsiTheme="minorHAnsi" w:cstheme="minorBidi"/>
-        <w:sz w:val="22"/>
-        <w:szCs w:val="22"/>
-        <w:lang w:val="en-US" w:eastAsia="en-US" w:bidi="ar-SA"/>
-      </w:rPr>
-    </w:rPrDefault>
-    <w:pPrDefault>
-      <w:pPr>
-        <w:spacing w:after="160" w:line="259" w:lineRule="auto"/>
-      </w:pPr>
-    </w:pPrDefault>
-  </w:docDefaults>
-  <w:latentStyles w:defLockedState="0" w:defUIPriority="99" w:defSemiHidden="0" w:defUnhideWhenUsed="0" w:defQFormat="0" w:count="376">
-    <w:lsdException w:name="Normal" w:uiPriority="0" w:qFormat="1"/>
-    <w:lsdException w:name="heading 1" w:uiPriority="9" w:qFormat="1"/>
-    <w:lsdException w:name="heading 2" w:semiHidden="1" w:uiPriority="9" w:unhideWhenUsed="1" w:qFormat="1"/>
-    <w:lsdException w:name="heading 3" w:semiHidden="1" w:uiPriority="9" w:unhideWhenUsed="1" w:qFormat="1"/>
-    <w:lsdException w:name="heading 4" w:semiHidden="1" w:uiPriority="9" w:unhideWhenUsed="1" w:qFormat="1"/>
-    <w:lsdException w:name="heading 5" w:semiHidden="1" w:uiPriority="9" w:unhideWhenUsed="1" w:qFormat="1"/>
-    <w:lsdException w:name="heading 6" w:semiHidden="1" w:uiPriority="9" w:unhideWhenUsed="1" w:qFormat="1"/>
-    <w:lsdException w:name="heading 7" w:semiHidden="1" w:uiPriority="9" w:unhideWhenUsed="1" w:qFormat="1"/>
-    <w:lsdException w:name="heading 8" w:semiHidden="1" w:uiPriority="9" w:unhideWhenUsed="1" w:qFormat="1"/>
-    <w:lsdException w:name="heading 9" w:semiHidden="1" w:uiPriority="9" w:unhideWhenUsed="1" w:qFormat="1"/>
-    <w:lsdException w:name="index 1" w:semiHidden="1" w:unhideWhenUsed="1"/>
-    <w:lsdException w:name="index 2" w:semiHidden="1" w:unhideWhenUsed="1"/>
-    <w:lsdException w:name="index 3" w:semiHidden="1" w:unhideWhenUsed="1"/>
-    <w:lsdException w:name="index 4" w:semiHidden="1" w:unhideWhenUsed="1"/>
-    <w:lsdException w:name="index 5" w:semiHidden="1" w:unhideWhenUsed="1"/>
-    <w:lsdException w:name="index 6" w:semiHidden="1" w:unhideWhenUsed="1"/>
-    <w:lsdException w:name="index 7" w:semiHidden="1" w:unhideWhenUsed="1"/>
-    <w:lsdException w:name="index 8" w:semiHidden="1" w:unhideWhenUsed="1"/>
-    <w:lsdException w:name="index 9" w:semiHidden="1" w:unhideWhenUsed="1"/>
-    <w:lsdException w:name="toc 1" w:semiHidden="1" w:uiPriority="39" w:unhideWhenUsed="1"/>
-    <w:lsdException w:name="toc 2" w:semiHidden="1" w:uiPriority="39" w:unhideWhenUsed="1"/>
-    <w:lsdException w:name="toc 3" w:semiHidden="1" w:uiPriority="39" w:unhideWhenUsed="1"/>
-    <w:lsdException w:name="toc 4" w:semiHidden="1" w:uiPriority="39" w:unhideWhenUsed="1"/>
-    <w:lsdException w:name="toc 5" w:semiHidden="1" w:uiPriority="39" w:unhideWhenUsed="1"/>
-    <w:lsdException w:name="toc 6" w:semiHidden="1" w:uiPriority="39" w:unhideWhenUsed="1"/>
-    <w:lsdException w:name="toc 7" w:semiHidden="1" w:uiPriority="39" w:unhideWhenUsed="1"/>
-    <w:lsdException w:name="toc 8" w:semiHidden="1" w:uiPriority="39" w:unhideWhenUsed="1"/>
-    <w:lsdException w:name="toc 9" w:semiHidden="1" w:uiPriority="39" w:unhideWhenUsed="1"/>
-    <w:lsdException w:name="Normal Indent" w:semiHidden="1" w:unhideWhenUsed="1"/>
-    <w:lsdException w:name="footnote text" w:semiHidden="1" w:unhideWhenUsed="1"/>
-    <w:lsdException w:name="annotation text" w:semiHidden="1" w:unhideWhenUsed="1"/>
-    <w:lsdException w:name="header" w:semiHidden="1" w:unhideWhenUsed="1"/>
-    <w:lsdException w:name="footer" w:semiHidden="1" w:unhideWhenUsed="1"/>
-    <w:lsdException w:name="index heading" w:semiHidden="1" w:unhideWhenUsed="1"/>
-    <w:lsdException w:name="caption" w:semiHidden="1" w:uiPriority="35" w:unhideWhenUsed="1" w:qFormat="1"/>
-    <w:lsdException w:name="table of figures" w:semiHidden="1" w:unhideWhenUsed="1"/>
-    <w:lsdException w:name="envelope address" w:semiHidden="1" w:unhideWhenUsed="1"/>
-    <w:lsdException w:name="envelope return" w:semiHidden="1" w:unhideWhenUsed="1"/>
-    <w:lsdException w:name="footnote reference" w:semiHidden="1" w:unhideWhenUsed="1"/>
-    <w:lsdException w:name="annotation reference" w:semiHidden="1" w:unhideWhenUsed="1"/>
-    <w:lsdException w:name="line number" w:semiHidden="1" w:unhideWhenUsed="1"/>
-    <w:lsdException w:name="page number" w:semiHidden="1" w:unhideWhenUsed="1"/>
-    <w:lsdException w:name="endnote reference" w:semiHidden="1" w:unhideWhenUsed="1"/>
-    <w:lsdException w:name="endnote text" w:semiHidden="1" w:unhideWhenUsed="1"/>
-    <w:lsdException w:name="table of authorities" w:semiHidden="1" w:unhideWhenUsed="1"/>
-    <w:lsdException w:name="macro" w:semiHidden="1" w:unhideWhenUsed="1"/>
-    <w:lsdException w:name="toa heading" w:semiHidden="1" w:unhideWhenUsed="1"/>
-    <w:lsdException w:name="List" w:semiHidden="1" w:unhideWhenUsed="1"/>
-    <w:lsdException w:name="List Bullet" w:semiHidden="1" w:unhideWhenUsed="1"/>
-    <w:lsdException w:name="List Number" w:semiHidden="1" w:unhideWhenUsed="1"/>
-    <w:lsdException w:name="List 2" w:semiHidden="1" w:unhideWhenUsed="1"/>
-    <w:lsdException w:name="List 3" w:semiHidden="1" w:unhideWhenUsed="1"/>
-    <w:lsdException w:name="List 4" w:semiHidden="1" w:unhideWhenUsed="1"/>
-    <w:lsdException w:name="List 5" w:semiHidden="1" w:unhideWhenUsed="1"/>
-    <w:lsdException w:name="List Bullet 2" w:semiHidden="1" w:unhideWhenUsed="1"/>
-    <w:lsdException w:name="List Bullet 3" w:semiHidden="1" w:unhideWhenUsed="1"/>
-    <w:lsdException w:name="List Bullet 4" w:semiHidden="1" w:unhideWhenUsed="1"/>
-    <w:lsdException w:name="List Bullet 5" w:semiHidden="1" w:unhideWhenUsed="1"/>
-    <w:lsdException w:name="List Number 2" w:semiHidden="1" w:unhideWhenUsed="1"/>
-    <w:lsdException w:name="List Number 3" w:semiHidden="1" w:unhideWhenUsed="1"/>
-    <w:lsdException w:name="List Number 4" w:semiHidden="1" w:unhideWhenUsed="1"/>
-    <w:lsdException w:name="List Number 5" w:semiHidden="1" w:unhideWhenUsed="1"/>
-    <w:lsdException w:name="Title" w:uiPriority="10" w:qFormat="1"/>
-    <w:lsdException w:name="Closing" w:semiHidden="1" w:unhideWhenUsed="1"/>
-    <w:lsdException w:name="Signature" w:semiHidden="1" w:unhideWhenUsed="1"/>
-    <w:lsdException w:name="Default Paragraph Font" w:semiHidden="1" w:uiPriority="1" w:unhideWhenUsed="1"/>
-    <w:lsdException w:name="Body Text" w:semiHidden="1" w:unhideWhenUsed="1"/>
-    <w:lsdException w:name="Body Text Indent" w:semiHidden="1" w:unhideWhenUsed="1"/>
-    <w:lsdException w:name="List Continue" w:semiHidden="1" w:unhideWhenUsed="1"/>
-    <w:lsdException w:name="List Continue 2" w:semiHidden="1" w:unhideWhenUsed="1"/>
-    <w:lsdException w:name="List Continue 3" w:semiHidden="1" w:unhideWhenUsed="1"/>
-    <w:lsdException w:name="List Continue 4" w:semiHidden="1" w:unhideWhenUsed="1"/>
-    <w:lsdException w:name="List Continue 5" w:semiHidden="1" w:unhideWhenUsed="1"/>
-    <w:lsdException w:name="Message Header" w:semiHidden="1" w:unhideWhenUsed="1"/>
-    <w:lsdException w:name="Subtitle" w:uiPriority="11" w:qFormat="1"/>
-    <w:lsdException w:name="Salutation" w:semiHidden="1" w:unhideWhenUsed="1"/>
-    <w:lsdException w:name="Date" w:semiHidden="1" w:unhideWhenUsed="1"/>
-    <w:lsdException w:name="Body Text First Indent" w:semiHidden="1" w:unhideWhenUsed="1"/>
-    <w:lsdException w:name="Body Text First Indent 2" w:semiHidden="1" w:unhideWhenUsed="1"/>
-    <w:lsdException w:name="Note Heading" w:semiHidden="1" w:unhideWhenUsed="1"/>
-    <w:lsdException w:name="Body Text 2" w:semiHidden="1" w:unhideWhenUsed="1"/>
-    <w:lsdException w:name="Body Text 3" w:semiHidden="1" w:unhideWhenUsed="1"/>
-    <w:lsdException w:name="Body Text Indent 2" w:semiHidden="1" w:unhideWhenUsed="1"/>
-    <w:lsdException w:name="Body Text Indent 3" w:semiHidden="1" w:unhideWhenUsed="1"/>
-    <w:lsdException w:name="Block Text" w:semiHidden="1" w:unhideWhenUsed="1"/>
-    <w:lsdException w:name="Hyperlink" w:semiHidden="1" w:unhideWhenUsed="1"/>
-    <w:lsdException w:name="FollowedHyperlink" w:semiHidden="1" w:unhideWhenUsed="1"/>
-    <w:lsdException w:name="Strong" w:uiPriority="5" w:qFormat="1"/>
-    <w:lsdException w:name="Emphasis" w:uiPriority="20" w:qFormat="1"/>
-    <w:lsdException w:name="Document Map" w:semiHidden="1" w:unhideWhenUsed="1"/>
-    <w:lsdException w:name="Plain Text" w:semiHidden="1" w:unhideWhenUsed="1"/>
-    <w:lsdException w:name="E-mail Signature" w:semiHidden="1" w:unhideWhenUsed="1"/>
-    <w:lsdException w:name="HTML Top of Form" w:semiHidden="1" w:unhideWhenUsed="1"/>
-    <w:lsdException w:name="HTML Bottom of Form" w:semiHidden="1" w:unhideWhenUsed="1"/>
-    <w:lsdException w:name="Normal (Web)" w:semiHidden="1" w:unhideWhenUsed="1"/>
-    <w:lsdException w:name="HTML Acronym" w:semiHidden="1" w:unhideWhenUsed="1"/>
-    <w:lsdException w:name="HTML Address" w:semiHidden="1" w:unhideWhenUsed="1"/>
-    <w:lsdException w:name="HTML Cite" w:semiHidden="1" w:unhideWhenUsed="1"/>
-    <w:lsdException w:name="HTML Code" w:semiHidden="1" w:unhideWhenUsed="1"/>
-    <w:lsdException w:name="HTML Definition" w:semiHidden="1" w:unhideWhenUsed="1"/>
-    <w:lsdException w:name="HTML Keyboard" w:semiHidden="1" w:unhideWhenUsed="1"/>
-    <w:lsdException w:name="HTML Preformatted" w:semiHidden="1" w:unhideWhenUsed="1"/>
-    <w:lsdException w:name="HTML Sample" w:semiHidden="1" w:unhideWhenUsed="1"/>
-    <w:lsdException w:name="HTML Typewriter" w:semiHidden="1" w:unhideWhenUsed="1"/>
-    <w:lsdException w:name="HTML Variable" w:semiHidden="1" w:unhideWhenUsed="1"/>
-    <w:lsdException w:name="Normal Table" w:semiHidden="1" w:unhideWhenUsed="1"/>
-    <w:lsdException w:name="annotation subject" w:semiHidden="1" w:unhideWhenUsed="1"/>
-    <w:lsdException w:name="No List" w:semiHidden="1" w:unhideWhenUsed="1"/>
-    <w:lsdException w:name="Outline List 1" w:semiHidden="1" w:unhideWhenUsed="1"/>
-    <w:lsdException w:name="Outline List 2" w:semiHidden="1" w:unhideWhenUsed="1"/>
-    <w:lsdException w:name="Outline List 3" w:semiHidden="1" w:unhideWhenUsed="1"/>
-    <w:lsdException w:name="Table Simple 1" w:semiHidden="1" w:unhideWhenUsed="1"/>
-    <w:lsdException w:name="Table Simple 2" w:semiHidden="1" w:unhideWhenUsed="1"/>
-    <w:lsdException w:name="Table Simple 3" w:semiHidden="1" w:unhideWhenUsed="1"/>
-    <w:lsdException w:name="Table Classic 1" w:semiHidden="1" w:unhideWhenUsed="1"/>
-    <w:lsdException w:name="Table Classic 2" w:semiHidden="1" w:unhideWhenUsed="1"/>
-    <w:lsdException w:name="Table Classic 3" w:semiHidden="1" w:unhideWhenUsed="1"/>
-    <w:lsdException w:name="Table Classic 4" w:semiHidden="1" w:unhideWhenUsed="1"/>
-    <w:lsdException w:name="Table Colorful 1" w:semiHidden="1" w:unhideWhenUsed="1"/>
-    <w:lsdException w:name="Table Colorful 2" w:semiHidden="1" w:unhideWhenUsed="1"/>
-    <w:lsdException w:name="Table Colorful 3" w:semiHidden="1" w:unhideWhenUsed="1"/>
-    <w:lsdException w:name="Table Columns 1" w:semiHidden="1" w:unhideWhenUsed="1"/>
-    <w:lsdException w:name="Table Columns 2" w:semiHidden="1" w:unhideWhenUsed="1"/>
-    <w:lsdException w:name="Table Columns 3" w:semiHidden="1" w:unhideWhenUsed="1"/>
-    <w:lsdException w:name="Table Columns 4" w:semiHidden="1" w:unhideWhenUsed="1"/>
-    <w:lsdException w:name="Table Columns 5" w:semiHidden="1" w:unhideWhenUsed="1"/>
-    <w:lsdException w:name="Table Grid 1" w:semiHidden="1" w:unhideWhenUsed="1"/>
-    <w:lsdException w:name="Table Grid 2" w:semiHidden="1" w:unhideWhenUsed="1"/>
-    <w:lsdException w:name="Table Grid 3" w:semiHidden="1" w:unhideWhenUsed="1"/>
-    <w:lsdException w:name="Table Grid 4" w:semiHidden="1" w:unhideWhenUsed="1"/>
-    <w:lsdException w:name="Table Grid 5" w:semiHidden="1" w:unhideWhenUsed="1"/>
-    <w:lsdException w:name="Table Grid 6" w:semiHidden="1" w:unhideWhenUsed="1"/>
-    <w:lsdException w:name="Table Grid 7" w:semiHidden="1" w:unhideWhenUsed="1"/>
-    <w:lsdException w:name="Table Grid 8" w:semiHidden="1" w:unhideWhenUsed="1"/>
-    <w:lsdException w:name="Table List 1" w:semiHidden="1" w:unhideWhenUsed="1"/>
-    <w:lsdException w:name="Table List 2" w:semiHidden="1" w:unhideWhenUsed="1"/>
-    <w:lsdException w:name="Table List 3" w:semiHidden="1" w:unhideWhenUsed="1"/>
-    <w:lsdException w:name="Table List 4" w:semiHidden="1" w:unhideWhenUsed="1"/>
-    <w:lsdException w:name="Table List 5" w:semiHidden="1" w:unhideWhenUsed="1"/>
-    <w:lsdException w:name="Table List 6" w:semiHidden="1" w:unhideWhenUsed="1"/>
-    <w:lsdException w:name="Table List 7" w:semiHidden="1" w:unhideWhenUsed="1"/>
-    <w:lsdException w:name="Table List 8" w:semiHidden="1" w:unhideWhenUsed="1"/>
-    <w:lsdException w:name="Table 3D effects 1" w:semiHidden="1" w:unhideWhenUsed="1"/>
-    <w:lsdException w:name="Table 3D effects 2" w:semiHidden="1" w:unhideWhenUsed="1"/>
-    <w:lsdException w:name="Table 3D effects 3" w:semiHidden="1" w:unhideWhenUsed="1"/>
-    <w:lsdException w:name="Table Contemporary" w:semiHidden="1" w:unhideWhenUsed="1"/>
-    <w:lsdException w:name="Table Elegant" w:semiHidden="1" w:unhideWhenUsed="1"/>
-    <w:lsdException w:name="Table Professional" w:semiHidden="1" w:unhideWhenUsed="1"/>
-    <w:lsdException w:name="Table Subtle 1" w:semiHidden="1" w:unhideWhenUsed="1"/>
-    <w:lsdException w:name="Table Subtle 2" w:semiHidden="1" w:unhideWhenUsed="1"/>
-    <w:lsdException w:name="Table Web 1" w:semiHidden="1" w:unhideWhenUsed="1"/>
-    <w:lsdException w:name="Table Web 2" w:semiHidden="1" w:unhideWhenUsed="1"/>
-    <w:lsdException w:name="Table Web 3" w:semiHidden="1" w:unhideWhenUsed="1"/>
-    <w:lsdException w:name="Balloon Text" w:semiHidden="1" w:unhideWhenUsed="1"/>
-    <w:lsdException w:name="Table Grid" w:uiPriority="39"/>
-    <w:lsdException w:name="Table Theme" w:semiHidden="1" w:unhideWhenUsed="1"/>
-    <w:lsdException w:name="Placeholder Text" w:semiHidden="1"/>
-    <w:lsdException w:name="No Spacing" w:uiPriority="1" w:qFormat="1"/>
-    <w:lsdException w:name="Light Shading" w:uiPriority="60"/>
-    <w:lsdException w:name="Light List" w:uiPriority="61"/>
-    <w:lsdException w:name="Light Grid" w:uiPriority="62"/>
-    <w:lsdException w:name="Medium Shading 1" w:uiPriority="63"/>
-    <w:lsdException w:name="Medium Shading 2" w:uiPriority="64"/>
-    <w:lsdException w:name="Medium List 1" w:uiPriority="65"/>
-    <w:lsdException w:name="Medium List 2" w:uiPriority="66"/>
-    <w:lsdException w:name="Medium Grid 1" w:uiPriority="67"/>
-    <w:lsdException w:name="Medium Grid 2" w:uiPriority="68"/>
-    <w:lsdException w:name="Medium Grid 3" w:uiPriority="69"/>
-    <w:lsdException w:name="Dark List" w:uiPriority="70"/>
-    <w:lsdException w:name="Colorful Shading" w:uiPriority="71"/>
-    <w:lsdException w:name="Colorful List" w:uiPriority="72"/>
-    <w:lsdException w:name="Colorful Grid" w:uiPriority="73"/>
-    <w:lsdException w:name="Light Shading Accent 1" w:uiPriority="60"/>
-    <w:lsdException w:name="Light List Accent 1" w:uiPriority="61"/>
-    <w:lsdException w:name="Light Grid Accent 1" w:uiPriority="62"/>
-    <w:lsdException w:name="Medium Shading 1 Accent 1" w:uiPriority="63"/>
-    <w:lsdException w:name="Medium Shading 2 Accent 1" w:uiPriority="64"/>
-    <w:lsdException w:name="Medium List 1 Accent 1" w:uiPriority="65"/>
-    <w:lsdException w:name="Revision" w:semiHidden="1"/>
-    <w:lsdException w:name="List Paragraph" w:uiPriority="34" w:qFormat="1"/>
-    <w:lsdException w:name="Quote" w:uiPriority="29" w:qFormat="1"/>
-    <w:lsdException w:name="Intense Quote" w:uiPriority="30" w:qFormat="1"/>
-    <w:lsdException w:name="Medium List 2 Accent 1" w:uiPriority="66"/>
-    <w:lsdException w:name="Medium Grid 1 Accent 1" w:uiPriority="67"/>
-    <w:lsdException w:name="Medium Grid 2 Accent 1" w:uiPriority="68"/>
-    <w:lsdException w:name="Medium Grid 3 Accent 1" w:uiPriority="69"/>
-    <w:lsdException w:name="Dark List Accent 1" w:uiPriority="70"/>
-    <w:lsdException w:name="Colorful Shading Accent 1" w:uiPriority="71"/>
-    <w:lsdException w:name="Colorful List Accent 1" w:uiPriority="72"/>
-    <w:lsdException w:name="Colorful Grid Accent 1" w:uiPriority="73"/>
-    <w:lsdException w:name="Light Shading Accent 2" w:uiPriority="60"/>
-    <w:lsdException w:name="Light List Accent 2" w:uiPriority="61"/>
-    <w:lsdException w:name="Light Grid Accent 2" w:uiPriority="62"/>
-    <w:lsdException w:name="Medium Shading 1 Accent 2" w:uiPriority="63"/>
-    <w:lsdException w:name="Medium Shading 2 Accent 2" w:uiPriority="64"/>
-    <w:lsdException w:name="Medium List 1 Accent 2" w:uiPriority="65"/>
-    <w:lsdException w:name="Medium List 2 Accent 2" w:uiPriority="66"/>
-    <w:lsdException w:name="Medium Grid 1 Accent 2" w:uiPriority="67"/>
-    <w:lsdException w:name="Medium Grid 2 Accent 2" w:uiPriority="68"/>
-    <w:lsdException w:name="Medium Grid 3 Accent 2" w:uiPriority="69"/>
-    <w:lsdException w:name="Dark List Accent 2" w:uiPriority="70"/>
-    <w:lsdException w:name="Colorful Shading Accent 2" w:uiPriority="71"/>
-    <w:lsdException w:name="Colorful List Accent 2" w:uiPriority="72"/>
-    <w:lsdException w:name="Colorful Grid Accent 2" w:uiPriority="73"/>
-    <w:lsdException w:name="Light Shading Accent 3" w:uiPriority="60"/>
-    <w:lsdException w:name="Light List Accent 3" w:uiPriority="61"/>
-    <w:lsdException w:name="Light Grid Accent 3" w:uiPriority="62"/>
-    <w:lsdException w:name="Medium Shading 1 Accent 3" w:uiPriority="63"/>
-    <w:lsdException w:name="Medium Shading 2 Accent 3" w:uiPriority="64"/>
-    <w:lsdException w:name="Medium List 1 Accent 3" w:uiPriority="65"/>
-    <w:lsdException w:name="Medium List 2 Accent 3" w:uiPriority="66"/>
-    <w:lsdException w:name="Medium Grid 1 Accent 3" w:uiPriority="67"/>
-    <w:lsdException w:name="Medium Grid 2 Accent 3" w:uiPriority="68"/>
-    <w:lsdException w:name="Medium Grid 3 Accent 3" w:uiPriority="69"/>
-    <w:lsdException w:name="Dark List Accent 3" w:uiPriority="70"/>
-    <w:lsdException w:name="Colorful Shading Accent 3" w:uiPriority="71"/>
-    <w:lsdException w:name="Colorful List Accent 3" w:uiPriority="72"/>
-    <w:lsdException w:name="Colorful Grid Accent 3" w:uiPriority="73"/>
-    <w:lsdException w:name="Light Shading Accent 4" w:uiPriority="60"/>
-    <w:lsdException w:name="Light List Accent 4" w:uiPriority="61"/>
-    <w:lsdException w:name="Light Grid Accent 4" w:uiPriority="62"/>
-    <w:lsdException w:name="Medium Shading 1 Accent 4" w:uiPriority="63"/>
-    <w:lsdException w:name="Medium Shading 2 Accent 4" w:uiPriority="64"/>
-    <w:lsdException w:name="Medium List 1 Accent 4" w:uiPriority="65"/>
-    <w:lsdException w:name="Medium List 2 Accent 4" w:uiPriority="66"/>
-    <w:lsdException w:name="Medium Grid 1 Accent 4" w:uiPriority="67"/>
-    <w:lsdException w:name="Medium Grid 2 Accent 4" w:uiPriority="68"/>
-    <w:lsdException w:name="Medium Grid 3 Accent 4" w:uiPriority="69"/>
-    <w:lsdException w:name="Dark List Accent 4" w:uiPriority="70"/>
-    <w:lsdException w:name="Colorful Shading Accent 4" w:uiPriority="71"/>
-    <w:lsdException w:name="Colorful List Accent 4" w:uiPriority="72"/>
-    <w:lsdException w:name="Colorful Grid Accent 4" w:uiPriority="73"/>
-    <w:lsdException w:name="Light Shading Accent 5" w:uiPriority="60"/>
-    <w:lsdException w:name="Light List Accent 5" w:uiPriority="61"/>
-    <w:lsdException w:name="Light Grid Accent 5" w:uiPriority="62"/>
-    <w:lsdException w:name="Medium Shading 1 Accent 5" w:uiPriority="63"/>
-    <w:lsdException w:name="Medium Shading 2 Accent 5" w:uiPriority="64"/>
-    <w:lsdException w:name="Medium List 1 Accent 5" w:uiPriority="65"/>
-    <w:lsdException w:name="Medium List 2 Accent 5" w:uiPriority="66"/>
-    <w:lsdException w:name="Medium Grid 1 Accent 5" w:uiPriority="67"/>
-    <w:lsdException w:name="Medium Grid 2 Accent 5" w:uiPriority="68"/>
-    <w:lsdException w:name="Medium Grid 3 Accent 5" w:uiPriority="69"/>
-    <w:lsdException w:name="Dark List Accent 5" w:uiPriority="70"/>
-    <w:lsdException w:name="Colorful Shading Accent 5" w:uiPriority="71"/>
-    <w:lsdException w:name="Colorful List Accent 5" w:uiPriority="72"/>
-    <w:lsdException w:name="Colorful Grid Accent 5" w:uiPriority="73"/>
-    <w:lsdException w:name="Light Shading Accent 6" w:uiPriority="60"/>
-    <w:lsdException w:name="Light List Accent 6" w:uiPriority="61"/>
-    <w:lsdException w:name="Light Grid Accent 6" w:uiPriority="62"/>
-    <w:lsdException w:name="Medium Shading 1 Accent 6" w:uiPriority="63"/>
-    <w:lsdException w:name="Medium Shading 2 Accent 6" w:uiPriority="64"/>
-    <w:lsdException w:name="Medium List 1 Accent 6" w:uiPriority="65"/>
-    <w:lsdException w:name="Medium List 2 Accent 6" w:uiPriority="66"/>
-    <w:lsdException w:name="Medium Grid 1 Accent 6" w:uiPriority="67"/>
-    <w:lsdException w:name="Medium Grid 2 Accent 6" w:uiPriority="68"/>
-    <w:lsdException w:name="Medium Grid 3 Accent 6" w:uiPriority="69"/>
-    <w:lsdException w:name="Dark List Accent 6" w:uiPriority="70"/>
-    <w:lsdException w:name="Colorful Shading Accent 6" w:uiPriority="71"/>
-    <w:lsdException w:name="Colorful List Accent 6" w:uiPriority="72"/>
-    <w:lsdException w:name="Colorful Grid Accent 6" w:uiPriority="73"/>
-    <w:lsdException w:name="Subtle Emphasis" w:uiPriority="19" w:qFormat="1"/>
-    <w:lsdException w:name="Intense Emphasis" w:uiPriority="21" w:qFormat="1"/>
-    <w:lsdException w:name="Subtle Reference" w:uiPriority="31" w:qFormat="1"/>
-    <w:lsdException w:name="Intense Reference" w:uiPriority="32" w:qFormat="1"/>
-    <w:lsdException w:name="Book Title" w:uiPriority="33" w:qFormat="1"/>
-    <w:lsdException w:name="Bibliography" w:semiHidden="1" w:uiPriority="37" w:unhideWhenUsed="1"/>
-    <w:lsdException w:name="TOC Heading" w:semiHidden="1" w:uiPriority="39" w:unhideWhenUsed="1" w:qFormat="1"/>
-    <w:lsdException w:name="Plain Table 1" w:uiPriority="41"/>
-    <w:lsdException w:name="Plain Table 2" w:uiPriority="42"/>
-    <w:lsdException w:name="Plain Table 3" w:uiPriority="43"/>
-    <w:lsdException w:name="Plain Table 4" w:uiPriority="44"/>
-    <w:lsdException w:name="Plain Table 5" w:uiPriority="45"/>
-    <w:lsdException w:name="Grid Table Light" w:uiPriority="40"/>
-    <w:lsdException w:name="Grid Table 1 Light" w:uiPriority="46"/>
-    <w:lsdException w:name="Grid Table 2" w:uiPriority="47"/>
-    <w:lsdException w:name="Grid Table 3" w:uiPriority="48"/>
-    <w:lsdException w:name="Grid Table 4" w:uiPriority="49"/>
-    <w:lsdException w:name="Grid Table 5 Dark" w:uiPriority="50"/>
-    <w:lsdException w:name="Grid Table 6 Colorful" w:uiPriority="51"/>
-    <w:lsdException w:name="Grid Table 7 Colorful" w:uiPriority="52"/>
-    <w:lsdException w:name="Grid Table 1 Light Accent 1" w:uiPriority="46"/>
-    <w:lsdException w:name="Grid Table 2 Accent 1" w:uiPriority="47"/>
-    <w:lsdException w:name="Grid Table 3 Accent 1" w:uiPriority="48"/>
-    <w:lsdException w:name="Grid Table 4 Accent 1" w:uiPriority="49"/>
-    <w:lsdException w:name="Grid Table 5 Dark Accent 1" w:uiPriority="50"/>
-    <w:lsdException w:name="Grid Table 6 Colorful Accent 1" w:uiPriority="51"/>
-    <w:lsdException w:name="Grid Table 7 Colorful Accent 1" w:uiPriority="52"/>
-    <w:lsdException w:name="Grid Table 1 Light Accent 2" w:uiPriority="46"/>
-    <w:lsdException w:name="Grid Table 2 Accent 2" w:uiPriority="47"/>
-    <w:lsdException w:name="Grid Table 3 Accent 2" w:uiPriority="48"/>
-    <w:lsdException w:name="Grid Table 4 Accent 2" w:uiPriority="49"/>
-    <w:lsdException w:name="Grid Table 5 Dark Accent 2" w:uiPriority="50"/>
-    <w:lsdException w:name="Grid Table 6 Colorful Accent 2" w:uiPriority="51"/>
-    <w:lsdException w:name="Grid Table 7 Colorful Accent 2" w:uiPriority="52"/>
-    <w:lsdException w:name="Grid Table 1 Light Accent 3" w:uiPriority="46"/>
-    <w:lsdException w:name="Grid Table 2 Accent 3" w:uiPriority="47"/>
-    <w:lsdException w:name="Grid Table 3 Accent 3" w:uiPriority="48"/>
-    <w:lsdException w:name="Grid Table 4 Accent 3" w:uiPriority="49"/>
-    <w:lsdException w:name="Grid Table 5 Dark Accent 3" w:uiPriority="50"/>
-    <w:lsdException w:name="Grid Table 6 Colorful Accent 3" w:uiPriority="51"/>
-    <w:lsdException w:name="Grid Table 7 Colorful Accent 3" w:uiPriority="52"/>
-    <w:lsdException w:name="Grid Table 1 Light Accent 4" w:uiPriority="46"/>
-    <w:lsdException w:name="Grid Table 2 Accent 4" w:uiPriority="47"/>
-    <w:lsdException w:name="Grid Table 3 Accent 4" w:uiPriority="48"/>
-    <w:lsdException w:name="Grid Table 4 Accent 4" w:uiPriority="49"/>
-    <w:lsdException w:name="Grid Table 5 Dark Accent 4" w:uiPriority="50"/>
-    <w:lsdException w:name="Grid Table 6 Colorful Accent 4" w:uiPriority="51"/>
-    <w:lsdException w:name="Grid Table 7 Colorful Accent 4" w:uiPriority="52"/>
-    <w:lsdException w:name="Grid Table 1 Light Accent 5" w:uiPriority="46"/>
-    <w:lsdException w:name="Grid Table 2 Accent 5" w:uiPriority="47"/>
-    <w:lsdException w:name="Grid Table 3 Accent 5" w:uiPriority="48"/>
-    <w:lsdException w:name="Grid Table 4 Accent 5" w:uiPriority="49"/>
-    <w:lsdException w:name="Grid Table 5 Dark Accent 5" w:uiPriority="50"/>
-    <w:lsdException w:name="Grid Table 6 Colorful Accent 5" w:uiPriority="51"/>
-    <w:lsdException w:name="Grid Table 7 Colorful Accent 5" w:uiPriority="52"/>
-    <w:lsdException w:name="Grid Table 1 Light Accent 6" w:uiPriority="46"/>
-    <w:lsdException w:name="Grid Table 2 Accent 6" w:uiPriority="47"/>
-    <w:lsdException w:name="Grid Table 3 Accent 6" w:uiPriority="48"/>
-    <w:lsdException w:name="Grid Table 4 Accent 6" w:uiPriority="49"/>
-    <w:lsdException w:name="Grid Table 5 Dark Accent 6" w:uiPriority="50"/>
-    <w:lsdException w:name="Grid Table 6 Colorful Accent 6" w:uiPriority="51"/>
-    <w:lsdException w:name="Grid Table 7 Colorful Accent 6" w:uiPriority="52"/>
-    <w:lsdException w:name="List Table 1 Light" w:uiPriority="46"/>
-    <w:lsdException w:name="List Table 2" w:uiPriority="47"/>
-    <w:lsdException w:name="List Table 3" w:uiPriority="48"/>
-    <w:lsdException w:name="List Table 4" w:uiPriority="49"/>
-    <w:lsdException w:name="List Table 5 Dark" w:uiPriority="50"/>
-    <w:lsdException w:name="List Table 6 Colorful" w:uiPriority="51"/>
-    <w:lsdException w:name="List Table 7 Colorful" w:uiPriority="52"/>
-    <w:lsdException w:name="List Table 1 Light Accent 1" w:uiPriority="46"/>
-    <w:lsdException w:name="List Table 2 Accent 1" w:uiPriority="47"/>
-    <w:lsdException w:name="List Table 3 Accent 1" w:uiPriority="48"/>
-    <w:lsdException w:name="List Table 4 Accent 1" w:uiPriority="49"/>
-    <w:lsdException w:name="List Table 5 Dark Accent 1" w:uiPriority="50"/>
-    <w:lsdException w:name="List Table 6 Colorful Accent 1" w:uiPriority="51"/>
-    <w:lsdException w:name="List Table 7 Colorful Accent 1" w:uiPriority="52"/>
-    <w:lsdException w:name="List Table 1 Light Accent 2" w:uiPriority="46"/>
-    <w:lsdException w:name="List Table 2 Accent 2" w:uiPriority="47"/>
-    <w:lsdException w:name="List Table 3 Accent 2" w:uiPriority="48"/>
-    <w:lsdException w:name="List Table 4 Accent 2" w:uiPriority="49"/>
-    <w:lsdException w:name="List Table 5 Dark Accent 2" w:uiPriority="50"/>
-    <w:lsdException w:name="List Table 6 Colorful Accent 2" w:uiPriority="51"/>
-    <w:lsdException w:name="List Table 7 Colorful Accent 2" w:uiPriority="52"/>
-    <w:lsdException w:name="List Table 1 Light Accent 3" w:uiPriority="46"/>
-    <w:lsdException w:name="List Table 2 Accent 3" w:uiPriority="47"/>
-    <w:lsdException w:name="List Table 3 Accent 3" w:uiPriority="48"/>
-    <w:lsdException w:name="List Table 4 Accent 3" w:uiPriority="49"/>
-    <w:lsdException w:name="List Table 5 Dark Accent 3" w:uiPriority="50"/>
-    <w:lsdException w:name="List Table 6 Colorful Accent 3" w:uiPriority="51"/>
-    <w:lsdException w:name="List Table 7 Colorful Accent 3" w:uiPriority="52"/>
-    <w:lsdException w:name="List Table 1 Light Accent 4" w:uiPriority="46"/>
-    <w:lsdException w:name="List Table 2 Accent 4" w:uiPriority="47"/>
-    <w:lsdException w:name="List Table 3 Accent 4" w:uiPriority="48"/>
-    <w:lsdException w:name="List Table 4 Accent 4" w:uiPriority="49"/>
-    <w:lsdException w:name="List Table 5 Dark Accent 4" w:uiPriority="50"/>
-    <w:lsdException w:name="List Table 6 Colorful Accent 4" w:uiPriority="51"/>
-    <w:lsdException w:name="List Table 7 Colorful Accent 4" w:uiPriority="52"/>
-    <w:lsdException w:name="List Table 1 Light Accent 5" w:uiPriority="46"/>
-    <w:lsdException w:name="List Table 2 Accent 5" w:uiPriority="47"/>
-    <w:lsdException w:name="List Table 3 Accent 5" w:uiPriority="48"/>
-    <w:lsdException w:name="List Table 4 Accent 5" w:uiPriority="49"/>
-    <w:lsdException w:name="List Table 5 Dark Accent 5" w:uiPriority="50"/>
-    <w:lsdException w:name="List Table 6 Colorful Accent 5" w:uiPriority="51"/>
-    <w:lsdException w:name="List Table 7 Colorful Accent 5" w:uiPriority="52"/>
-    <w:lsdException w:name="List Table 1 Light Accent 6" w:uiPriority="46"/>
-    <w:lsdException w:name="List Table 2 Accent 6" w:uiPriority="47"/>
-    <w:lsdException w:name="List Table 3 Accent 6" w:uiPriority="48"/>
-    <w:lsdException w:name="List Table 4 Accent 6" w:uiPriority="49"/>
-    <w:lsdException w:name="List Table 5 Dark Accent 6" w:uiPriority="50"/>
-    <w:lsdException w:name="List Table 6 Colorful Accent 6" w:uiPriority="51"/>
-    <w:lsdException w:name="List Table 7 Colorful Accent 6" w:uiPriority="52"/>
-    <w:lsdException w:name="Mention" w:semiHidden="1" w:unhideWhenUsed="1"/>
-    <w:lsdException w:name="Smart Hyperlink" w:semiHidden="1" w:unhideWhenUsed="1"/>
-    <w:lsdException w:name="Hashtag" w:semiHidden="1" w:unhideWhenUsed="1"/>
-    <w:lsdException w:name="Unresolved Mention" w:semiHidden="1" w:unhideWhenUsed="1"/>
-    <w:lsdException w:name="Smart Link" w:semiHidden="1" w:unhideWhenUsed="1"/>
-  </w:latentStyles>
-  <w:style w:type="paragraph" w:default="1" w:styleId="Normal">
-    <w:name w:val="Normal"/>
-    <w:qFormat/>
-  </w:style>
-  <w:style w:type="character" w:default="1" w:styleId="DefaultParagraphFont">
-    <w:name w:val="Default Paragraph Font"/>
-    <w:uiPriority w:val="1"/>
-    <w:semiHidden/>
-    <w:unhideWhenUsed/>
-  </w:style>
-  <w:style w:type="table" w:default="1" w:styleId="TableNormal">
-    <w:name w:val="Normal Table"/>
-    <w:uiPriority w:val="99"/>
-    <w:semiHidden/>
-    <w:unhideWhenUsed/>
-    <w:tblPr>
-      <w:tblInd w:w="0" w:type="dxa"/>
-      <w:tblCellMar>
-        <w:top w:w="0" w:type="dxa"/>
-        <w:left w:w="108" w:type="dxa"/>
-        <w:bottom w:w="0" w:type="dxa"/>
-        <w:right w:w="108" w:type="dxa"/>
-      </w:tblCellMar>
-    </w:tblPr>
-  </w:style>
-  <w:style w:type="numbering" w:default="1" w:styleId="NoList">
-    <w:name w:val="No List"/>
-    <w:uiPriority w:val="99"/>
-    <w:semiHidden/>
-    <w:unhideWhenUsed/>
-  </w:style>
-  <w:style w:type="paragraph" w:customStyle="1" w:styleId="AAA66C56AD044D1090B4C07A12BA055E">
-    <w:name w:val="AAA66C56AD044D1090B4C07A12BA055E"/>
-    <w:rsid w:val="00BA4727"/>
-  </w:style>
-  <w:style w:type="character" w:styleId="Strong">
-    <w:name w:val="Strong"/>
-    <w:basedOn w:val="DefaultParagraphFont"/>
-    <w:uiPriority w:val="5"/>
-    <w:qFormat/>
-    <w:rsid w:val="00F437E7"/>
-    <w:rPr>
-      <w:b/>
-      <w:bCs/>
-    </w:rPr>
-  </w:style>
-  <w:style w:type="paragraph" w:customStyle="1" w:styleId="B4EA40F459634D91B1FCAD411B380E7F">
-    <w:name w:val="B4EA40F459634D91B1FCAD411B380E7F"/>
-    <w:rsid w:val="00E94486"/>
-    <w:rPr>
-      <w:lang w:val="en-AU" w:eastAsia="en-AU"/>
-    </w:rPr>
-  </w:style>
-  <w:style w:type="character" w:styleId="PlaceholderText">
-    <w:name w:val="Placeholder Text"/>
-    <w:basedOn w:val="DefaultParagraphFont"/>
-    <w:uiPriority w:val="99"/>
-    <w:semiHidden/>
-    <w:rsid w:val="005973F4"/>
-    <w:rPr>
-      <w:color w:val="808080"/>
-    </w:rPr>
-  </w:style>
-  <w:style w:type="paragraph" w:customStyle="1" w:styleId="975E223DB9FD4141BAB95F6229C6EBDA">
-    <w:name w:val="975E223DB9FD4141BAB95F6229C6EBDA"/>
-    <w:rsid w:val="00E94486"/>
-    <w:pPr>
-      <w:spacing w:after="120" w:line="264" w:lineRule="auto"/>
-    </w:pPr>
-    <w:rPr>
-      <w:rFonts w:eastAsiaTheme="minorHAnsi"/>
-      <w:b/>
-      <w:bCs/>
-      <w:color w:val="44546A" w:themeColor="text2"/>
-      <w:spacing w:val="20"/>
-      <w:sz w:val="52"/>
-      <w:szCs w:val="48"/>
-      <w:lang w:val="it-IT"/>
-    </w:rPr>
-  </w:style>
-  <w:style w:type="paragraph" w:customStyle="1" w:styleId="E9D8FE9F7449406486B0CF0CA3C4143F">
-    <w:name w:val="E9D8FE9F7449406486B0CF0CA3C4143F"/>
-    <w:rsid w:val="00E94486"/>
-    <w:rPr>
-      <w:lang w:val="en-AU" w:eastAsia="en-AU"/>
-    </w:rPr>
-  </w:style>
-  <w:style w:type="paragraph" w:customStyle="1" w:styleId="975E223DB9FD4141BAB95F6229C6EBDA1">
-    <w:name w:val="975E223DB9FD4141BAB95F6229C6EBDA1"/>
-    <w:rsid w:val="00E94486"/>
-    <w:pPr>
-      <w:spacing w:after="120" w:line="264" w:lineRule="auto"/>
-    </w:pPr>
-    <w:rPr>
-      <w:rFonts w:eastAsiaTheme="minorHAnsi"/>
-      <w:b/>
-      <w:bCs/>
-      <w:color w:val="44546A" w:themeColor="text2"/>
-      <w:spacing w:val="20"/>
-      <w:sz w:val="52"/>
-      <w:szCs w:val="48"/>
-      <w:lang w:val="it-IT"/>
-    </w:rPr>
-  </w:style>
-  <w:style w:type="paragraph" w:customStyle="1" w:styleId="EFB421F45A414DC7864E0BCBF49F13EA">
-    <w:name w:val="EFB421F45A414DC7864E0BCBF49F13EA"/>
-    <w:rsid w:val="00E94486"/>
-    <w:rPr>
-      <w:lang w:val="en-AU" w:eastAsia="en-AU"/>
-    </w:rPr>
-  </w:style>
-  <w:style w:type="paragraph" w:customStyle="1" w:styleId="3DC110850F6E4F139452F608E162971B">
-    <w:name w:val="3DC110850F6E4F139452F608E162971B"/>
-    <w:rsid w:val="00E94486"/>
-    <w:rPr>
-      <w:lang w:val="en-AU" w:eastAsia="en-AU"/>
-    </w:rPr>
-  </w:style>
-  <w:style w:type="paragraph" w:customStyle="1" w:styleId="1692A50C16E442268A898955181F1C44">
-    <w:name w:val="1692A50C16E442268A898955181F1C44"/>
-    <w:rsid w:val="00E94486"/>
-    <w:rPr>
-      <w:lang w:val="en-AU" w:eastAsia="en-AU"/>
-    </w:rPr>
-  </w:style>
-  <w:style w:type="paragraph" w:customStyle="1" w:styleId="B58BA68693AB4D45BACA57789170BF37">
-    <w:name w:val="B58BA68693AB4D45BACA57789170BF37"/>
-    <w:rsid w:val="00E94486"/>
-    <w:rPr>
-      <w:lang w:val="en-AU" w:eastAsia="en-AU"/>
-    </w:rPr>
-  </w:style>
-  <w:style w:type="paragraph" w:customStyle="1" w:styleId="26BEC537B93641D68E16A6AFB5BF5052">
-    <w:name w:val="26BEC537B93641D68E16A6AFB5BF5052"/>
-    <w:rsid w:val="00E94486"/>
-    <w:rPr>
-      <w:lang w:val="en-AU" w:eastAsia="en-AU"/>
-    </w:rPr>
-  </w:style>
-  <w:style w:type="paragraph" w:customStyle="1" w:styleId="406FE8291CB346E0A3E195437876859F">
-    <w:name w:val="406FE8291CB346E0A3E195437876859F"/>
-    <w:rsid w:val="00E94486"/>
-    <w:rPr>
-      <w:lang w:val="en-AU" w:eastAsia="en-AU"/>
-    </w:rPr>
-  </w:style>
-  <w:style w:type="paragraph" w:customStyle="1" w:styleId="975E223DB9FD4141BAB95F6229C6EBDA2">
-    <w:name w:val="975E223DB9FD4141BAB95F6229C6EBDA2"/>
-    <w:rsid w:val="00E94486"/>
-    <w:pPr>
-      <w:spacing w:after="120" w:line="264" w:lineRule="auto"/>
-    </w:pPr>
-    <w:rPr>
-      <w:rFonts w:eastAsiaTheme="minorHAnsi"/>
-      <w:b/>
-      <w:bCs/>
-      <w:color w:val="44546A" w:themeColor="text2"/>
-      <w:spacing w:val="20"/>
-      <w:sz w:val="52"/>
-      <w:szCs w:val="48"/>
-      <w:lang w:val="it-IT"/>
-    </w:rPr>
-  </w:style>
-  <w:style w:type="paragraph" w:customStyle="1" w:styleId="970C267B0E664CDC94229A1F146EF17B">
-    <w:name w:val="970C267B0E664CDC94229A1F146EF17B"/>
-    <w:rsid w:val="00E94486"/>
-    <w:rPr>
-      <w:lang w:val="en-AU" w:eastAsia="en-AU"/>
-    </w:rPr>
-  </w:style>
-  <w:style w:type="paragraph" w:customStyle="1" w:styleId="89C53C06FB5A4EA3BCB2F6DD55885CB0">
-    <w:name w:val="89C53C06FB5A4EA3BCB2F6DD55885CB0"/>
-    <w:rsid w:val="00E94486"/>
-    <w:rPr>
-      <w:lang w:val="en-AU" w:eastAsia="en-AU"/>
-    </w:rPr>
-  </w:style>
-  <w:style w:type="paragraph" w:customStyle="1" w:styleId="10D6B2AF57F947BEADA6308A94987AE7">
-    <w:name w:val="10D6B2AF57F947BEADA6308A94987AE7"/>
-    <w:rsid w:val="00E94486"/>
-    <w:rPr>
-      <w:lang w:val="en-AU" w:eastAsia="en-AU"/>
-    </w:rPr>
-  </w:style>
-  <w:style w:type="paragraph" w:customStyle="1" w:styleId="F838CDBEE7104AE8B0B40929E5FFF834">
-    <w:name w:val="F838CDBEE7104AE8B0B40929E5FFF834"/>
-    <w:rsid w:val="00E94486"/>
-    <w:rPr>
-      <w:lang w:val="en-AU" w:eastAsia="en-AU"/>
-    </w:rPr>
-  </w:style>
-  <w:style w:type="paragraph" w:customStyle="1" w:styleId="975E223DB9FD4141BAB95F6229C6EBDA3">
-    <w:name w:val="975E223DB9FD4141BAB95F6229C6EBDA3"/>
-    <w:rsid w:val="00E94486"/>
-    <w:pPr>
-      <w:spacing w:after="120" w:line="264" w:lineRule="auto"/>
-    </w:pPr>
-    <w:rPr>
-      <w:rFonts w:eastAsiaTheme="minorHAnsi"/>
-      <w:b/>
-      <w:bCs/>
-      <w:color w:val="44546A" w:themeColor="text2"/>
-      <w:spacing w:val="20"/>
-      <w:sz w:val="52"/>
-      <w:szCs w:val="48"/>
-      <w:lang w:val="it-IT"/>
-    </w:rPr>
-  </w:style>
-  <w:style w:type="paragraph" w:customStyle="1" w:styleId="10D6B2AF57F947BEADA6308A94987AE71">
-    <w:name w:val="10D6B2AF57F947BEADA6308A94987AE71"/>
-    <w:rsid w:val="00E94486"/>
-    <w:pPr>
-      <w:spacing w:after="0" w:line="264" w:lineRule="auto"/>
-    </w:pPr>
-    <w:rPr>
-      <w:rFonts w:eastAsiaTheme="minorHAnsi"/>
-      <w:color w:val="44546A" w:themeColor="text2"/>
-      <w:sz w:val="20"/>
-      <w:szCs w:val="24"/>
-    </w:rPr>
-  </w:style>
-  <w:style w:type="paragraph" w:customStyle="1" w:styleId="523B956EA8124146BD728E2F24D8B354">
-    <w:name w:val="523B956EA8124146BD728E2F24D8B354"/>
-    <w:rsid w:val="00E94486"/>
-    <w:rPr>
-      <w:lang w:val="en-AU" w:eastAsia="en-AU"/>
-    </w:rPr>
-  </w:style>
-  <w:style w:type="paragraph" w:customStyle="1" w:styleId="D72498C7ADA947A6A76F7D0E9469E3B0">
-    <w:name w:val="D72498C7ADA947A6A76F7D0E9469E3B0"/>
-    <w:rsid w:val="00E94486"/>
-    <w:rPr>
-      <w:lang w:val="en-AU" w:eastAsia="en-AU"/>
-    </w:rPr>
-  </w:style>
-  <w:style w:type="paragraph" w:customStyle="1" w:styleId="CC31ED0C04494EDB96AE5B67A43791BE">
-    <w:name w:val="CC31ED0C04494EDB96AE5B67A43791BE"/>
-    <w:rsid w:val="00E94486"/>
-    <w:rPr>
-      <w:lang w:val="en-AU" w:eastAsia="en-AU"/>
-    </w:rPr>
-  </w:style>
-  <w:style w:type="paragraph" w:customStyle="1" w:styleId="91CD751E736F4ED98C38EA8A2915386A">
-    <w:name w:val="91CD751E736F4ED98C38EA8A2915386A"/>
-    <w:rsid w:val="00E94486"/>
-    <w:rPr>
-      <w:lang w:val="en-AU" w:eastAsia="en-AU"/>
-    </w:rPr>
-  </w:style>
-  <w:style w:type="paragraph" w:customStyle="1" w:styleId="F81FD34754C0475580DE9AD78B267AA6">
-    <w:name w:val="F81FD34754C0475580DE9AD78B267AA6"/>
-    <w:rsid w:val="00E94486"/>
-    <w:rPr>
-      <w:lang w:val="en-AU" w:eastAsia="en-AU"/>
-    </w:rPr>
-  </w:style>
-  <w:style w:type="paragraph" w:customStyle="1" w:styleId="DF73369C1FB741E2ABEDC3E9C001717C">
-    <w:name w:val="DF73369C1FB741E2ABEDC3E9C001717C"/>
-    <w:rsid w:val="00E94486"/>
-    <w:rPr>
-      <w:lang w:val="en-AU" w:eastAsia="en-AU"/>
-    </w:rPr>
-  </w:style>
-  <w:style w:type="paragraph" w:customStyle="1" w:styleId="DDFEF59122824D8B80553890FE5E4955">
-    <w:name w:val="DDFEF59122824D8B80553890FE5E4955"/>
-    <w:rsid w:val="00E94486"/>
-    <w:rPr>
-      <w:lang w:val="en-AU" w:eastAsia="en-AU"/>
-    </w:rPr>
-  </w:style>
-  <w:style w:type="paragraph" w:customStyle="1" w:styleId="F4BDFC172B8045348295DB98BF77FEC0">
-    <w:name w:val="F4BDFC172B8045348295DB98BF77FEC0"/>
-    <w:rsid w:val="00E94486"/>
-    <w:rPr>
-      <w:lang w:val="en-AU" w:eastAsia="en-AU"/>
-    </w:rPr>
-  </w:style>
-  <w:style w:type="paragraph" w:customStyle="1" w:styleId="CEE336142DC145C598F3182019FECC54">
-    <w:name w:val="CEE336142DC145C598F3182019FECC54"/>
-    <w:rsid w:val="00E94486"/>
-    <w:rPr>
-      <w:lang w:val="en-AU" w:eastAsia="en-AU"/>
-    </w:rPr>
-  </w:style>
-  <w:style w:type="paragraph" w:customStyle="1" w:styleId="8547A3A4018541A78BEDDAC916BB675E">
-    <w:name w:val="8547A3A4018541A78BEDDAC916BB675E"/>
-    <w:rsid w:val="00E94486"/>
-    <w:rPr>
-      <w:lang w:val="en-AU" w:eastAsia="en-AU"/>
-    </w:rPr>
-  </w:style>
-  <w:style w:type="paragraph" w:customStyle="1" w:styleId="48C1B01157C54A9F8A9E4ECFC4F41C48">
-    <w:name w:val="48C1B01157C54A9F8A9E4ECFC4F41C48"/>
-    <w:rsid w:val="00E94486"/>
-    <w:rPr>
-      <w:lang w:val="en-AU" w:eastAsia="en-AU"/>
-    </w:rPr>
-  </w:style>
-  <w:style w:type="paragraph" w:customStyle="1" w:styleId="C3FFD3D4350F4013AA8B9C22055C8805">
-    <w:name w:val="C3FFD3D4350F4013AA8B9C22055C8805"/>
-    <w:rsid w:val="00E94486"/>
-    <w:rPr>
-      <w:lang w:val="en-AU" w:eastAsia="en-AU"/>
-    </w:rPr>
-  </w:style>
-  <w:style w:type="paragraph" w:customStyle="1" w:styleId="F3B6191ED395494AABFF662C7BAA169B">
-    <w:name w:val="F3B6191ED395494AABFF662C7BAA169B"/>
-    <w:rsid w:val="00E94486"/>
-    <w:rPr>
-      <w:lang w:val="en-AU" w:eastAsia="en-AU"/>
-    </w:rPr>
-  </w:style>
-  <w:style w:type="paragraph" w:customStyle="1" w:styleId="3C63DB3121E74890A0D173A025E31613">
-    <w:name w:val="3C63DB3121E74890A0D173A025E31613"/>
-    <w:rsid w:val="00E94486"/>
-    <w:rPr>
-      <w:lang w:val="en-AU" w:eastAsia="en-AU"/>
-    </w:rPr>
-  </w:style>
-  <w:style w:type="paragraph" w:customStyle="1" w:styleId="3500B747FDE94805870A5159F9E4FA51">
-    <w:name w:val="3500B747FDE94805870A5159F9E4FA51"/>
-    <w:rsid w:val="00E94486"/>
-    <w:rPr>
-      <w:lang w:val="en-AU" w:eastAsia="en-AU"/>
-    </w:rPr>
-  </w:style>
-  <w:style w:type="paragraph" w:customStyle="1" w:styleId="FF3DA7B82CD5469A9A4BC0690724D341">
-    <w:name w:val="FF3DA7B82CD5469A9A4BC0690724D341"/>
-    <w:rsid w:val="00E94486"/>
-    <w:rPr>
-      <w:lang w:val="en-AU" w:eastAsia="en-AU"/>
-    </w:rPr>
-  </w:style>
-  <w:style w:type="paragraph" w:customStyle="1" w:styleId="7B0C7E7529044B9DBD873DAF724B5207">
-    <w:name w:val="7B0C7E7529044B9DBD873DAF724B5207"/>
-    <w:rsid w:val="00E94486"/>
-    <w:rPr>
-      <w:lang w:val="en-AU" w:eastAsia="en-AU"/>
-    </w:rPr>
-  </w:style>
-  <w:style w:type="paragraph" w:customStyle="1" w:styleId="AE79DC4CCB9F486BA74432BE98422EB1">
-    <w:name w:val="AE79DC4CCB9F486BA74432BE98422EB1"/>
-    <w:rsid w:val="00E94486"/>
-    <w:rPr>
-      <w:lang w:val="en-AU" w:eastAsia="en-AU"/>
-    </w:rPr>
-  </w:style>
-  <w:style w:type="paragraph" w:customStyle="1" w:styleId="6CCD75AD87A34CA98007DD463C3AB75E">
-    <w:name w:val="6CCD75AD87A34CA98007DD463C3AB75E"/>
-    <w:rsid w:val="00E94486"/>
-    <w:rPr>
-      <w:lang w:val="en-AU" w:eastAsia="en-AU"/>
-    </w:rPr>
-  </w:style>
-  <w:style w:type="paragraph" w:customStyle="1" w:styleId="CC4C9CEE89B740DB8EA4608304FFCDC2">
-    <w:name w:val="CC4C9CEE89B740DB8EA4608304FFCDC2"/>
-    <w:rsid w:val="00E94486"/>
-    <w:rPr>
-      <w:lang w:val="en-AU" w:eastAsia="en-AU"/>
-    </w:rPr>
-  </w:style>
-  <w:style w:type="paragraph" w:customStyle="1" w:styleId="6176B381CF1B4D2587939C634AD0E12A">
-    <w:name w:val="6176B381CF1B4D2587939C634AD0E12A"/>
-    <w:rsid w:val="00E94486"/>
-    <w:rPr>
-      <w:lang w:val="en-AU" w:eastAsia="en-AU"/>
-    </w:rPr>
-  </w:style>
-  <w:style w:type="paragraph" w:customStyle="1" w:styleId="575B063B716846D19C02AC66D060C5CE">
-    <w:name w:val="575B063B716846D19C02AC66D060C5CE"/>
-    <w:rsid w:val="00E94486"/>
-    <w:rPr>
-      <w:lang w:val="en-AU" w:eastAsia="en-AU"/>
-    </w:rPr>
-  </w:style>
-  <w:style w:type="paragraph" w:customStyle="1" w:styleId="E9715322BD24498D90C5CF6948421365">
-    <w:name w:val="E9715322BD24498D90C5CF6948421365"/>
-    <w:rsid w:val="00E94486"/>
-    <w:rPr>
-      <w:lang w:val="en-AU" w:eastAsia="en-AU"/>
-    </w:rPr>
-  </w:style>
-  <w:style w:type="paragraph" w:customStyle="1" w:styleId="2E01E70160E04B55BFCC2AB6C303FD98">
-    <w:name w:val="2E01E70160E04B55BFCC2AB6C303FD98"/>
-    <w:rsid w:val="00E94486"/>
-    <w:rPr>
-      <w:lang w:val="en-AU" w:eastAsia="en-AU"/>
-    </w:rPr>
-  </w:style>
-  <w:style w:type="paragraph" w:customStyle="1" w:styleId="B76BA277F389413784BAEADA11BC8F5D">
-    <w:name w:val="B76BA277F389413784BAEADA11BC8F5D"/>
-    <w:rsid w:val="00E94486"/>
-    <w:rPr>
-      <w:lang w:val="en-AU" w:eastAsia="en-AU"/>
-    </w:rPr>
-  </w:style>
-  <w:style w:type="paragraph" w:customStyle="1" w:styleId="960DD68D0F844B938CB7B47E39187C86">
-    <w:name w:val="960DD68D0F844B938CB7B47E39187C86"/>
-    <w:rsid w:val="00E94486"/>
-    <w:rPr>
-      <w:lang w:val="en-AU" w:eastAsia="en-AU"/>
-    </w:rPr>
-  </w:style>
-  <w:style w:type="paragraph" w:customStyle="1" w:styleId="C604AB27B7C343D191B4F396A7E98D81">
-    <w:name w:val="C604AB27B7C343D191B4F396A7E98D81"/>
-    <w:rsid w:val="00E94486"/>
-    <w:rPr>
-      <w:lang w:val="en-AU" w:eastAsia="en-AU"/>
-    </w:rPr>
-  </w:style>
-  <w:style w:type="paragraph" w:customStyle="1" w:styleId="0CE78D6EAAAE47048F66FEC5D62D5A97">
-    <w:name w:val="0CE78D6EAAAE47048F66FEC5D62D5A97"/>
-    <w:rsid w:val="00E94486"/>
-    <w:rPr>
-      <w:lang w:val="en-AU" w:eastAsia="en-AU"/>
-    </w:rPr>
-  </w:style>
-  <w:style w:type="paragraph" w:customStyle="1" w:styleId="D3693AAC6D4442E0A9771E87B81F5D38">
-    <w:name w:val="D3693AAC6D4442E0A9771E87B81F5D38"/>
-    <w:rsid w:val="00E94486"/>
-    <w:rPr>
-      <w:lang w:val="en-AU" w:eastAsia="en-AU"/>
-    </w:rPr>
-  </w:style>
-  <w:style w:type="paragraph" w:customStyle="1" w:styleId="975E223DB9FD4141BAB95F6229C6EBDA4">
-    <w:name w:val="975E223DB9FD4141BAB95F6229C6EBDA4"/>
-    <w:rsid w:val="00E94486"/>
-    <w:pPr>
-      <w:spacing w:after="120" w:line="264" w:lineRule="auto"/>
-    </w:pPr>
-    <w:rPr>
-      <w:rFonts w:eastAsiaTheme="minorHAnsi"/>
-      <w:b/>
-      <w:bCs/>
-      <w:color w:val="44546A" w:themeColor="text2"/>
-      <w:spacing w:val="20"/>
-      <w:sz w:val="52"/>
-      <w:szCs w:val="48"/>
-      <w:lang w:val="it-IT"/>
-    </w:rPr>
-  </w:style>
-  <w:style w:type="paragraph" w:customStyle="1" w:styleId="D3693AAC6D4442E0A9771E87B81F5D381">
-    <w:name w:val="D3693AAC6D4442E0A9771E87B81F5D381"/>
-    <w:rsid w:val="00E94486"/>
-    <w:pPr>
-      <w:spacing w:after="0" w:line="264" w:lineRule="auto"/>
-    </w:pPr>
-    <w:rPr>
-      <w:rFonts w:eastAsiaTheme="minorHAnsi"/>
-      <w:color w:val="44546A" w:themeColor="text2"/>
-      <w:sz w:val="20"/>
-      <w:szCs w:val="24"/>
-    </w:rPr>
-  </w:style>
-  <w:style w:type="paragraph" w:customStyle="1" w:styleId="6CCD75AD87A34CA98007DD463C3AB75E1">
-    <w:name w:val="6CCD75AD87A34CA98007DD463C3AB75E1"/>
-    <w:rsid w:val="00E94486"/>
-    <w:pPr>
-      <w:spacing w:after="60" w:line="264" w:lineRule="auto"/>
-    </w:pPr>
-    <w:rPr>
-      <w:rFonts w:eastAsiaTheme="minorHAnsi"/>
-      <w:color w:val="FFFFFF" w:themeColor="background1"/>
-      <w:sz w:val="20"/>
-      <w:szCs w:val="20"/>
-    </w:rPr>
-  </w:style>
-  <w:style w:type="paragraph" w:customStyle="1" w:styleId="CC4C9CEE89B740DB8EA4608304FFCDC21">
-    <w:name w:val="CC4C9CEE89B740DB8EA4608304FFCDC21"/>
-    <w:rsid w:val="00E94486"/>
-    <w:pPr>
-      <w:spacing w:after="0" w:line="264" w:lineRule="auto"/>
-    </w:pPr>
-    <w:rPr>
-      <w:rFonts w:eastAsiaTheme="minorHAnsi"/>
-      <w:color w:val="44546A" w:themeColor="text2"/>
-      <w:sz w:val="20"/>
-      <w:szCs w:val="24"/>
-    </w:rPr>
-  </w:style>
-  <w:style w:type="paragraph" w:customStyle="1" w:styleId="DD1DDFE3CD644B8EB3083C1777547635">
-    <w:name w:val="DD1DDFE3CD644B8EB3083C1777547635"/>
-    <w:rsid w:val="00E94486"/>
-    <w:rPr>
-      <w:lang w:val="en-AU" w:eastAsia="en-AU"/>
-    </w:rPr>
-  </w:style>
-  <w:style w:type="paragraph" w:customStyle="1" w:styleId="975E223DB9FD4141BAB95F6229C6EBDA5">
-    <w:name w:val="975E223DB9FD4141BAB95F6229C6EBDA5"/>
-    <w:rsid w:val="00E94486"/>
-    <w:pPr>
-      <w:spacing w:after="120" w:line="264" w:lineRule="auto"/>
-    </w:pPr>
-    <w:rPr>
-      <w:rFonts w:eastAsiaTheme="minorHAnsi"/>
-      <w:b/>
-      <w:bCs/>
-      <w:color w:val="44546A" w:themeColor="text2"/>
-      <w:spacing w:val="20"/>
-      <w:sz w:val="52"/>
-      <w:szCs w:val="48"/>
-      <w:lang w:val="it-IT"/>
-    </w:rPr>
-  </w:style>
-  <w:style w:type="paragraph" w:customStyle="1" w:styleId="D3693AAC6D4442E0A9771E87B81F5D382">
-    <w:name w:val="D3693AAC6D4442E0A9771E87B81F5D382"/>
-    <w:rsid w:val="00E94486"/>
-    <w:pPr>
-      <w:spacing w:after="0" w:line="264" w:lineRule="auto"/>
-    </w:pPr>
-    <w:rPr>
-      <w:rFonts w:eastAsiaTheme="minorHAnsi"/>
-      <w:color w:val="44546A" w:themeColor="text2"/>
-      <w:sz w:val="20"/>
-      <w:szCs w:val="24"/>
-    </w:rPr>
-  </w:style>
-  <w:style w:type="paragraph" w:customStyle="1" w:styleId="6CCD75AD87A34CA98007DD463C3AB75E2">
-    <w:name w:val="6CCD75AD87A34CA98007DD463C3AB75E2"/>
-    <w:rsid w:val="00E94486"/>
-    <w:pPr>
-      <w:spacing w:after="60" w:line="264" w:lineRule="auto"/>
-    </w:pPr>
-    <w:rPr>
-      <w:rFonts w:eastAsiaTheme="minorHAnsi"/>
-      <w:color w:val="FFFFFF" w:themeColor="background1"/>
-      <w:sz w:val="20"/>
-      <w:szCs w:val="20"/>
-    </w:rPr>
-  </w:style>
-  <w:style w:type="paragraph" w:customStyle="1" w:styleId="CC4C9CEE89B740DB8EA4608304FFCDC22">
-    <w:name w:val="CC4C9CEE89B740DB8EA4608304FFCDC22"/>
-    <w:rsid w:val="00E94486"/>
-    <w:pPr>
-      <w:spacing w:after="0" w:line="264" w:lineRule="auto"/>
-    </w:pPr>
-    <w:rPr>
-      <w:rFonts w:eastAsiaTheme="minorHAnsi"/>
-      <w:color w:val="44546A" w:themeColor="text2"/>
-      <w:sz w:val="20"/>
-      <w:szCs w:val="24"/>
-    </w:rPr>
-  </w:style>
-  <w:style w:type="paragraph" w:customStyle="1" w:styleId="975E223DB9FD4141BAB95F6229C6EBDA6">
-    <w:name w:val="975E223DB9FD4141BAB95F6229C6EBDA6"/>
-    <w:rsid w:val="00E94486"/>
-    <w:pPr>
-      <w:spacing w:after="120" w:line="264" w:lineRule="auto"/>
-    </w:pPr>
-    <w:rPr>
-      <w:rFonts w:eastAsiaTheme="minorHAnsi"/>
-      <w:b/>
-      <w:bCs/>
-      <w:color w:val="44546A" w:themeColor="text2"/>
-      <w:spacing w:val="20"/>
-      <w:sz w:val="52"/>
-      <w:szCs w:val="48"/>
-      <w:lang w:val="it-IT"/>
-    </w:rPr>
-  </w:style>
-  <w:style w:type="paragraph" w:customStyle="1" w:styleId="D3693AAC6D4442E0A9771E87B81F5D383">
-    <w:name w:val="D3693AAC6D4442E0A9771E87B81F5D383"/>
-    <w:rsid w:val="00E94486"/>
-    <w:pPr>
-      <w:spacing w:after="0" w:line="264" w:lineRule="auto"/>
-    </w:pPr>
-    <w:rPr>
-      <w:rFonts w:eastAsiaTheme="minorHAnsi"/>
-      <w:color w:val="44546A" w:themeColor="text2"/>
-      <w:sz w:val="20"/>
-      <w:szCs w:val="24"/>
-    </w:rPr>
-  </w:style>
-  <w:style w:type="paragraph" w:customStyle="1" w:styleId="6CCD75AD87A34CA98007DD463C3AB75E3">
-    <w:name w:val="6CCD75AD87A34CA98007DD463C3AB75E3"/>
-    <w:rsid w:val="00E94486"/>
-    <w:pPr>
-      <w:spacing w:after="60" w:line="264" w:lineRule="auto"/>
-    </w:pPr>
-    <w:rPr>
-      <w:rFonts w:eastAsiaTheme="minorHAnsi"/>
-      <w:color w:val="FFFFFF" w:themeColor="background1"/>
-      <w:sz w:val="20"/>
-      <w:szCs w:val="20"/>
-    </w:rPr>
-  </w:style>
-  <w:style w:type="paragraph" w:customStyle="1" w:styleId="CC4C9CEE89B740DB8EA4608304FFCDC23">
-    <w:name w:val="CC4C9CEE89B740DB8EA4608304FFCDC23"/>
-    <w:rsid w:val="00E94486"/>
-    <w:pPr>
-      <w:spacing w:after="0" w:line="264" w:lineRule="auto"/>
-    </w:pPr>
-    <w:rPr>
-      <w:rFonts w:eastAsiaTheme="minorHAnsi"/>
-      <w:color w:val="44546A" w:themeColor="text2"/>
-      <w:sz w:val="20"/>
-      <w:szCs w:val="24"/>
-    </w:rPr>
-  </w:style>
-  <w:style w:type="paragraph" w:customStyle="1" w:styleId="1EDF88C78CF247BA9032DCE8643C67FE">
-    <w:name w:val="1EDF88C78CF247BA9032DCE8643C67FE"/>
-    <w:rsid w:val="00EF4A1E"/>
-    <w:rPr>
-      <w:kern w:val="2"/>
-      <w14:ligatures w14:val="standardContextual"/>
-    </w:rPr>
-  </w:style>
-  <w:style w:type="character" w:customStyle="1" w:styleId="Bold">
-    <w:name w:val="Bold"/>
-    <w:uiPriority w:val="1"/>
-    <w:qFormat/>
-    <w:rsid w:val="005973F4"/>
-    <w:rPr>
-      <w:b/>
-      <w:bCs/>
-    </w:rPr>
-  </w:style>
-  <w:style w:type="paragraph" w:customStyle="1" w:styleId="91B6CC9B88844AFEBD4F59732A0AA89D">
-    <w:name w:val="91B6CC9B88844AFEBD4F59732A0AA89D"/>
-    <w:rsid w:val="00EF4A1E"/>
-    <w:rPr>
-      <w:kern w:val="2"/>
-      <w14:ligatures w14:val="standardContextual"/>
-    </w:rPr>
-  </w:style>
-  <w:style w:type="paragraph" w:customStyle="1" w:styleId="9F213EBC19FE460C9FF4B29CC4D6B122">
-    <w:name w:val="9F213EBC19FE460C9FF4B29CC4D6B122"/>
-    <w:rsid w:val="00EF4A1E"/>
-    <w:rPr>
-      <w:kern w:val="2"/>
-      <w14:ligatures w14:val="standardContextual"/>
-    </w:rPr>
-  </w:style>
-  <w:style w:type="paragraph" w:customStyle="1" w:styleId="29711F2FC7BE47A68F1F15F15E434C76">
-    <w:name w:val="29711F2FC7BE47A68F1F15F15E434C76"/>
-    <w:rsid w:val="00EF4A1E"/>
-    <w:rPr>
-      <w:kern w:val="2"/>
-      <w14:ligatures w14:val="standardContextual"/>
-    </w:rPr>
-  </w:style>
-  <w:style w:type="paragraph" w:customStyle="1" w:styleId="A022C3AC64B54C4B9CED9A18A8CB5D94">
-    <w:name w:val="A022C3AC64B54C4B9CED9A18A8CB5D94"/>
-    <w:rsid w:val="00EF4A1E"/>
-    <w:rPr>
-      <w:kern w:val="2"/>
-      <w14:ligatures w14:val="standardContextual"/>
-    </w:rPr>
-  </w:style>
-  <w:style w:type="paragraph" w:customStyle="1" w:styleId="65D58ED0CBD24F1FA4EAE352453370FB">
-    <w:name w:val="65D58ED0CBD24F1FA4EAE352453370FB"/>
-    <w:rsid w:val="00EF4A1E"/>
-    <w:rPr>
-      <w:kern w:val="2"/>
-      <w14:ligatures w14:val="standardContextual"/>
-    </w:rPr>
-  </w:style>
-  <w:style w:type="character" w:customStyle="1" w:styleId="NotBold">
-    <w:name w:val="Not Bold"/>
-    <w:uiPriority w:val="1"/>
-    <w:qFormat/>
-    <w:rsid w:val="005973F4"/>
-    <w:rPr>
-      <w:b/>
-    </w:rPr>
-  </w:style>
-  <w:style w:type="paragraph" w:customStyle="1" w:styleId="975E223DB9FD4141BAB95F6229C6EBDA7">
-    <w:name w:val="975E223DB9FD4141BAB95F6229C6EBDA7"/>
-    <w:rsid w:val="00EF4A1E"/>
-    <w:pPr>
-      <w:spacing w:after="120" w:line="264" w:lineRule="auto"/>
-    </w:pPr>
-    <w:rPr>
-      <w:rFonts w:eastAsiaTheme="minorHAnsi"/>
-      <w:b/>
-      <w:bCs/>
-      <w:color w:val="44546A" w:themeColor="text2"/>
-      <w:spacing w:val="20"/>
-      <w:sz w:val="52"/>
-      <w:szCs w:val="48"/>
-      <w:lang w:val="it-IT"/>
-    </w:rPr>
-  </w:style>
-  <w:style w:type="paragraph" w:customStyle="1" w:styleId="E9D8FE9F7449406486B0CF0CA3C4143F1">
-    <w:name w:val="E9D8FE9F7449406486B0CF0CA3C4143F1"/>
-    <w:rsid w:val="00EF4A1E"/>
-    <w:pPr>
-      <w:numPr>
-        <w:ilvl w:val="1"/>
-      </w:numPr>
-      <w:spacing w:after="120" w:line="240" w:lineRule="auto"/>
-    </w:pPr>
-    <w:rPr>
-      <w:b/>
-      <w:caps/>
-      <w:color w:val="44546A" w:themeColor="text2"/>
-      <w:spacing w:val="20"/>
-      <w:sz w:val="24"/>
-    </w:rPr>
-  </w:style>
-  <w:style w:type="paragraph" w:customStyle="1" w:styleId="91B6CC9B88844AFEBD4F59732A0AA89D1">
-    <w:name w:val="91B6CC9B88844AFEBD4F59732A0AA89D1"/>
-    <w:rsid w:val="00EF4A1E"/>
-    <w:pPr>
-      <w:spacing w:after="0" w:line="264" w:lineRule="auto"/>
-    </w:pPr>
-    <w:rPr>
-      <w:rFonts w:eastAsiaTheme="minorHAnsi"/>
-      <w:color w:val="44546A" w:themeColor="text2"/>
-      <w:sz w:val="20"/>
-      <w:szCs w:val="24"/>
-    </w:rPr>
-  </w:style>
-  <w:style w:type="paragraph" w:customStyle="1" w:styleId="29711F2FC7BE47A68F1F15F15E434C761">
-    <w:name w:val="29711F2FC7BE47A68F1F15F15E434C761"/>
-    <w:rsid w:val="00EF4A1E"/>
-    <w:pPr>
-      <w:spacing w:after="0" w:line="264" w:lineRule="auto"/>
-    </w:pPr>
-    <w:rPr>
-      <w:rFonts w:eastAsiaTheme="minorHAnsi"/>
-      <w:color w:val="44546A" w:themeColor="text2"/>
-      <w:sz w:val="20"/>
-      <w:szCs w:val="24"/>
-    </w:rPr>
-  </w:style>
-  <w:style w:type="paragraph" w:customStyle="1" w:styleId="D3693AAC6D4442E0A9771E87B81F5D384">
-    <w:name w:val="D3693AAC6D4442E0A9771E87B81F5D384"/>
-    <w:rsid w:val="00EF4A1E"/>
-    <w:pPr>
-      <w:spacing w:after="0" w:line="264" w:lineRule="auto"/>
-    </w:pPr>
-    <w:rPr>
-      <w:rFonts w:eastAsiaTheme="minorHAnsi"/>
-      <w:color w:val="44546A" w:themeColor="text2"/>
-      <w:sz w:val="20"/>
-      <w:szCs w:val="24"/>
-    </w:rPr>
-  </w:style>
-  <w:style w:type="paragraph" w:customStyle="1" w:styleId="6CCD75AD87A34CA98007DD463C3AB75E4">
-    <w:name w:val="6CCD75AD87A34CA98007DD463C3AB75E4"/>
-    <w:rsid w:val="00EF4A1E"/>
-    <w:pPr>
-      <w:spacing w:after="0" w:line="264" w:lineRule="auto"/>
-    </w:pPr>
-    <w:rPr>
-      <w:rFonts w:eastAsiaTheme="minorHAnsi"/>
-      <w:color w:val="44546A" w:themeColor="text2"/>
-      <w:sz w:val="20"/>
-      <w:szCs w:val="24"/>
-    </w:rPr>
-  </w:style>
-  <w:style w:type="paragraph" w:customStyle="1" w:styleId="CC4C9CEE89B740DB8EA4608304FFCDC24">
-    <w:name w:val="CC4C9CEE89B740DB8EA4608304FFCDC24"/>
-    <w:rsid w:val="00EF4A1E"/>
-    <w:pPr>
-      <w:spacing w:after="0" w:line="264" w:lineRule="auto"/>
-    </w:pPr>
-    <w:rPr>
-      <w:rFonts w:eastAsiaTheme="minorHAnsi"/>
-      <w:color w:val="44546A" w:themeColor="text2"/>
-      <w:sz w:val="20"/>
-      <w:szCs w:val="24"/>
-    </w:rPr>
-  </w:style>
-  <w:style w:type="paragraph" w:customStyle="1" w:styleId="975E223DB9FD4141BAB95F6229C6EBDA8">
-    <w:name w:val="975E223DB9FD4141BAB95F6229C6EBDA8"/>
-    <w:rsid w:val="00EF4A1E"/>
-    <w:pPr>
-      <w:spacing w:after="120" w:line="264" w:lineRule="auto"/>
-    </w:pPr>
-    <w:rPr>
-      <w:rFonts w:eastAsiaTheme="minorHAnsi"/>
-      <w:b/>
-      <w:bCs/>
-      <w:color w:val="44546A" w:themeColor="text2"/>
-      <w:spacing w:val="20"/>
-      <w:sz w:val="52"/>
-      <w:szCs w:val="48"/>
-      <w:lang w:val="it-IT"/>
-    </w:rPr>
-  </w:style>
-  <w:style w:type="paragraph" w:customStyle="1" w:styleId="E9D8FE9F7449406486B0CF0CA3C4143F2">
-    <w:name w:val="E9D8FE9F7449406486B0CF0CA3C4143F2"/>
-    <w:rsid w:val="00EF4A1E"/>
-    <w:pPr>
-      <w:numPr>
-        <w:ilvl w:val="1"/>
-      </w:numPr>
-      <w:spacing w:after="120" w:line="240" w:lineRule="auto"/>
-    </w:pPr>
-    <w:rPr>
-      <w:b/>
-      <w:caps/>
-      <w:color w:val="44546A" w:themeColor="text2"/>
-      <w:spacing w:val="20"/>
-      <w:sz w:val="24"/>
-    </w:rPr>
-  </w:style>
-  <w:style w:type="paragraph" w:customStyle="1" w:styleId="91B6CC9B88844AFEBD4F59732A0AA89D2">
-    <w:name w:val="91B6CC9B88844AFEBD4F59732A0AA89D2"/>
-    <w:rsid w:val="00EF4A1E"/>
-    <w:pPr>
-      <w:spacing w:after="0" w:line="264" w:lineRule="auto"/>
-    </w:pPr>
-    <w:rPr>
-      <w:rFonts w:eastAsiaTheme="minorHAnsi"/>
-      <w:color w:val="44546A" w:themeColor="text2"/>
-      <w:sz w:val="20"/>
-      <w:szCs w:val="24"/>
-    </w:rPr>
-  </w:style>
-  <w:style w:type="paragraph" w:customStyle="1" w:styleId="29711F2FC7BE47A68F1F15F15E434C762">
-    <w:name w:val="29711F2FC7BE47A68F1F15F15E434C762"/>
-    <w:rsid w:val="00EF4A1E"/>
-    <w:pPr>
-      <w:spacing w:after="0" w:line="264" w:lineRule="auto"/>
-    </w:pPr>
-    <w:rPr>
-      <w:rFonts w:eastAsiaTheme="minorHAnsi"/>
-      <w:color w:val="44546A" w:themeColor="text2"/>
-      <w:sz w:val="20"/>
-      <w:szCs w:val="24"/>
-    </w:rPr>
-  </w:style>
-  <w:style w:type="character" w:customStyle="1" w:styleId="Italics">
-    <w:name w:val="Italics"/>
-    <w:uiPriority w:val="1"/>
-    <w:qFormat/>
-    <w:rsid w:val="005973F4"/>
-    <w:rPr>
-      <w:i/>
-      <w:iCs/>
-    </w:rPr>
-  </w:style>
-  <w:style w:type="paragraph" w:customStyle="1" w:styleId="D3693AAC6D4442E0A9771E87B81F5D385">
-    <w:name w:val="D3693AAC6D4442E0A9771E87B81F5D385"/>
-    <w:rsid w:val="00EF4A1E"/>
-    <w:pPr>
-      <w:spacing w:after="0" w:line="264" w:lineRule="auto"/>
-    </w:pPr>
-    <w:rPr>
-      <w:rFonts w:eastAsiaTheme="minorHAnsi"/>
-      <w:color w:val="44546A" w:themeColor="text2"/>
-      <w:sz w:val="20"/>
-      <w:szCs w:val="24"/>
-    </w:rPr>
-  </w:style>
-  <w:style w:type="paragraph" w:customStyle="1" w:styleId="6CCD75AD87A34CA98007DD463C3AB75E5">
-    <w:name w:val="6CCD75AD87A34CA98007DD463C3AB75E5"/>
-    <w:rsid w:val="00EF4A1E"/>
-    <w:pPr>
-      <w:spacing w:after="0" w:line="264" w:lineRule="auto"/>
-    </w:pPr>
-    <w:rPr>
-      <w:rFonts w:eastAsiaTheme="minorHAnsi"/>
-      <w:color w:val="44546A" w:themeColor="text2"/>
-      <w:sz w:val="20"/>
-      <w:szCs w:val="24"/>
-    </w:rPr>
-  </w:style>
-  <w:style w:type="paragraph" w:customStyle="1" w:styleId="CC4C9CEE89B740DB8EA4608304FFCDC25">
-    <w:name w:val="CC4C9CEE89B740DB8EA4608304FFCDC25"/>
-    <w:rsid w:val="00EF4A1E"/>
-    <w:pPr>
-      <w:spacing w:after="0" w:line="264" w:lineRule="auto"/>
-    </w:pPr>
-    <w:rPr>
-      <w:rFonts w:eastAsiaTheme="minorHAnsi"/>
-      <w:color w:val="44546A" w:themeColor="text2"/>
-      <w:sz w:val="20"/>
-      <w:szCs w:val="24"/>
-    </w:rPr>
-  </w:style>
-  <w:style w:type="paragraph" w:customStyle="1" w:styleId="975E223DB9FD4141BAB95F6229C6EBDA9">
-    <w:name w:val="975E223DB9FD4141BAB95F6229C6EBDA9"/>
-    <w:rsid w:val="00C317FC"/>
-    <w:pPr>
-      <w:spacing w:after="120" w:line="264" w:lineRule="auto"/>
-    </w:pPr>
-    <w:rPr>
-      <w:rFonts w:eastAsiaTheme="minorHAnsi"/>
-      <w:b/>
-      <w:bCs/>
-      <w:color w:val="44546A" w:themeColor="text2"/>
-      <w:spacing w:val="20"/>
-      <w:sz w:val="52"/>
-      <w:szCs w:val="48"/>
-      <w:lang w:val="it-IT"/>
-    </w:rPr>
-  </w:style>
-  <w:style w:type="paragraph" w:customStyle="1" w:styleId="E9D8FE9F7449406486B0CF0CA3C4143F3">
-    <w:name w:val="E9D8FE9F7449406486B0CF0CA3C4143F3"/>
-    <w:rsid w:val="00C317FC"/>
-    <w:pPr>
-      <w:numPr>
-        <w:ilvl w:val="1"/>
-      </w:numPr>
-      <w:spacing w:after="120" w:line="240" w:lineRule="auto"/>
-    </w:pPr>
-    <w:rPr>
-      <w:b/>
-      <w:caps/>
-      <w:color w:val="44546A" w:themeColor="text2"/>
-      <w:spacing w:val="20"/>
-      <w:sz w:val="24"/>
-    </w:rPr>
-  </w:style>
-  <w:style w:type="paragraph" w:customStyle="1" w:styleId="91B6CC9B88844AFEBD4F59732A0AA89D3">
-    <w:name w:val="91B6CC9B88844AFEBD4F59732A0AA89D3"/>
-    <w:rsid w:val="00C317FC"/>
-    <w:pPr>
-      <w:spacing w:after="0" w:line="264" w:lineRule="auto"/>
-    </w:pPr>
-    <w:rPr>
-      <w:rFonts w:eastAsiaTheme="minorHAnsi"/>
-      <w:color w:val="44546A" w:themeColor="text2"/>
-      <w:sz w:val="20"/>
-      <w:szCs w:val="24"/>
-    </w:rPr>
-  </w:style>
-  <w:style w:type="paragraph" w:customStyle="1" w:styleId="29711F2FC7BE47A68F1F15F15E434C763">
-    <w:name w:val="29711F2FC7BE47A68F1F15F15E434C763"/>
-    <w:rsid w:val="00C317FC"/>
-    <w:pPr>
-      <w:spacing w:after="0" w:line="264" w:lineRule="auto"/>
-    </w:pPr>
-    <w:rPr>
-      <w:rFonts w:eastAsiaTheme="minorHAnsi"/>
-      <w:color w:val="44546A" w:themeColor="text2"/>
-      <w:sz w:val="20"/>
-      <w:szCs w:val="24"/>
-    </w:rPr>
-  </w:style>
-  <w:style w:type="paragraph" w:customStyle="1" w:styleId="D3693AAC6D4442E0A9771E87B81F5D386">
-    <w:name w:val="D3693AAC6D4442E0A9771E87B81F5D386"/>
-    <w:rsid w:val="00C317FC"/>
-    <w:pPr>
-      <w:spacing w:after="0" w:line="264" w:lineRule="auto"/>
-    </w:pPr>
-    <w:rPr>
-      <w:rFonts w:eastAsiaTheme="minorHAnsi"/>
-      <w:color w:val="44546A" w:themeColor="text2"/>
-      <w:sz w:val="20"/>
-      <w:szCs w:val="24"/>
-    </w:rPr>
-  </w:style>
-  <w:style w:type="paragraph" w:customStyle="1" w:styleId="6CCD75AD87A34CA98007DD463C3AB75E6">
-    <w:name w:val="6CCD75AD87A34CA98007DD463C3AB75E6"/>
-    <w:rsid w:val="00C317FC"/>
-    <w:pPr>
-      <w:spacing w:after="0" w:line="264" w:lineRule="auto"/>
-    </w:pPr>
-    <w:rPr>
-      <w:rFonts w:eastAsiaTheme="minorHAnsi"/>
-      <w:color w:val="44546A" w:themeColor="text2"/>
-      <w:sz w:val="20"/>
-      <w:szCs w:val="24"/>
-    </w:rPr>
-  </w:style>
-  <w:style w:type="paragraph" w:customStyle="1" w:styleId="CC4C9CEE89B740DB8EA4608304FFCDC26">
-    <w:name w:val="CC4C9CEE89B740DB8EA4608304FFCDC26"/>
-    <w:rsid w:val="00C317FC"/>
-    <w:pPr>
-      <w:spacing w:after="0" w:line="264" w:lineRule="auto"/>
-    </w:pPr>
-    <w:rPr>
-      <w:rFonts w:eastAsiaTheme="minorHAnsi"/>
-      <w:color w:val="44546A" w:themeColor="text2"/>
-      <w:sz w:val="20"/>
-      <w:szCs w:val="24"/>
-    </w:rPr>
-  </w:style>
-  <w:style w:type="paragraph" w:customStyle="1" w:styleId="975E223DB9FD4141BAB95F6229C6EBDA10">
-    <w:name w:val="975E223DB9FD4141BAB95F6229C6EBDA10"/>
-    <w:rsid w:val="005973F4"/>
-    <w:pPr>
-      <w:spacing w:after="120" w:line="264" w:lineRule="auto"/>
-    </w:pPr>
-    <w:rPr>
-      <w:rFonts w:eastAsiaTheme="minorHAnsi"/>
-      <w:b/>
-      <w:bCs/>
-      <w:color w:val="44546A" w:themeColor="text2"/>
-      <w:spacing w:val="20"/>
-      <w:sz w:val="52"/>
-      <w:szCs w:val="48"/>
-      <w:lang w:val="it-IT"/>
-    </w:rPr>
-  </w:style>
-  <w:style w:type="paragraph" w:customStyle="1" w:styleId="E9D8FE9F7449406486B0CF0CA3C4143F4">
-    <w:name w:val="E9D8FE9F7449406486B0CF0CA3C4143F4"/>
-    <w:rsid w:val="005973F4"/>
-    <w:pPr>
-      <w:numPr>
-        <w:ilvl w:val="1"/>
-      </w:numPr>
-      <w:spacing w:after="120" w:line="240" w:lineRule="auto"/>
-    </w:pPr>
-    <w:rPr>
-      <w:b/>
-      <w:caps/>
-      <w:color w:val="44546A" w:themeColor="text2"/>
-      <w:spacing w:val="20"/>
-      <w:sz w:val="24"/>
-    </w:rPr>
-  </w:style>
-  <w:style w:type="paragraph" w:customStyle="1" w:styleId="91B6CC9B88844AFEBD4F59732A0AA89D4">
-    <w:name w:val="91B6CC9B88844AFEBD4F59732A0AA89D4"/>
-    <w:rsid w:val="005973F4"/>
-    <w:pPr>
-      <w:spacing w:after="0" w:line="264" w:lineRule="auto"/>
-    </w:pPr>
-    <w:rPr>
-      <w:rFonts w:eastAsiaTheme="minorHAnsi"/>
-      <w:color w:val="44546A" w:themeColor="text2"/>
-      <w:sz w:val="20"/>
-      <w:szCs w:val="24"/>
-    </w:rPr>
-  </w:style>
-  <w:style w:type="paragraph" w:customStyle="1" w:styleId="29711F2FC7BE47A68F1F15F15E434C764">
-    <w:name w:val="29711F2FC7BE47A68F1F15F15E434C764"/>
-    <w:rsid w:val="005973F4"/>
-    <w:pPr>
-      <w:spacing w:after="0" w:line="264" w:lineRule="auto"/>
-    </w:pPr>
-    <w:rPr>
-      <w:rFonts w:eastAsiaTheme="minorHAnsi"/>
-      <w:color w:val="44546A" w:themeColor="text2"/>
-      <w:sz w:val="20"/>
-      <w:szCs w:val="24"/>
-    </w:rPr>
-  </w:style>
-  <w:style w:type="paragraph" w:customStyle="1" w:styleId="D3693AAC6D4442E0A9771E87B81F5D387">
-    <w:name w:val="D3693AAC6D4442E0A9771E87B81F5D387"/>
-    <w:rsid w:val="005973F4"/>
-    <w:pPr>
-      <w:spacing w:after="0" w:line="264" w:lineRule="auto"/>
-    </w:pPr>
-    <w:rPr>
-      <w:rFonts w:eastAsiaTheme="minorHAnsi"/>
-      <w:color w:val="44546A" w:themeColor="text2"/>
-      <w:sz w:val="20"/>
-      <w:szCs w:val="24"/>
-    </w:rPr>
-  </w:style>
-  <w:style w:type="paragraph" w:customStyle="1" w:styleId="6CCD75AD87A34CA98007DD463C3AB75E7">
-    <w:name w:val="6CCD75AD87A34CA98007DD463C3AB75E7"/>
-    <w:rsid w:val="005973F4"/>
-    <w:pPr>
-      <w:spacing w:after="0" w:line="264" w:lineRule="auto"/>
-    </w:pPr>
-    <w:rPr>
-      <w:rFonts w:eastAsiaTheme="minorHAnsi"/>
-      <w:color w:val="44546A" w:themeColor="text2"/>
-      <w:sz w:val="20"/>
-      <w:szCs w:val="24"/>
-    </w:rPr>
-  </w:style>
-  <w:style w:type="paragraph" w:customStyle="1" w:styleId="CC4C9CEE89B740DB8EA4608304FFCDC27">
-    <w:name w:val="CC4C9CEE89B740DB8EA4608304FFCDC27"/>
-    <w:rsid w:val="005973F4"/>
-    <w:pPr>
-      <w:spacing w:after="0" w:line="264" w:lineRule="auto"/>
-    </w:pPr>
-    <w:rPr>
-      <w:rFonts w:eastAsiaTheme="minorHAnsi"/>
-      <w:color w:val="44546A" w:themeColor="text2"/>
-      <w:sz w:val="20"/>
-      <w:szCs w:val="24"/>
-    </w:rPr>
-  </w:style>
-</w:styles>
-</file>
-
-<file path=word/glossary/webSettings2.xml><?xml version="1.0" encoding="utf-8"?>
-<w:webSettings xmlns:mc="http://schemas.openxmlformats.org/markup-compatibility/2006" xmlns:r="http://schemas.openxmlformats.org/officeDocument/2006/relationships" xmlns:w="http://schemas.openxmlformats.org/wordprocessingml/2006/main" xmlns:w14="http://schemas.microsoft.com/office/word/2010/wordml" xmlns:w15="http://schemas.microsoft.com/office/word/2012/wordml" xmlns:w16cex="http://schemas.microsoft.com/office/word/2018/wordml/cex" xmlns:w16cid="http://schemas.microsoft.com/office/word/2016/wordml/cid" xmlns:w16="http://schemas.microsoft.com/office/word/2018/wordml" xmlns:w16sdtdh="http://schemas.microsoft.com/office/word/2020/wordml/sdtdatahash" xmlns:w16se="http://schemas.microsoft.com/office/word/2015/wordml/symex" mc:Ignorable="w14 w15 w16se w16cid w16 w16cex w16sdtdh">
-  <w:optimizeForBrowser/>
-  <w:allowPNG/>
-</w:webSettings>
-</file>
-
 <file path=word/theme/theme11.xml><?xml version="1.0" encoding="utf-8"?>
 <a:theme xmlns:a="http://schemas.openxmlformats.org/drawingml/2006/main" name="Office Theme">
   <a:themeElements>
@@ -5900,359 +3563,6 @@
 </a:theme>
 </file>
 
-<file path=customXml/item13.xml><?xml version="1.0" encoding="utf-8"?>
-<b:Sources xmlns:b="http://schemas.openxmlformats.org/officeDocument/2006/bibliography" xmlns="http://schemas.openxmlformats.org/officeDocument/2006/bibliography" SelectedStyle="/APASixthEditionOfficeOnline.xsl" StyleName="APA" Version="6"/>
-</file>
-
-<file path=customXml/item24.xml><?xml version="1.0" encoding="utf-8"?>
-<ct:contentTypeSchema xmlns:ct="http://schemas.microsoft.com/office/2006/metadata/contentType" xmlns:ma="http://schemas.microsoft.com/office/2006/metadata/properties/metaAttributes" ct:_="" ma:_="" ma:contentTypeName="Document" ma:contentTypeID="0x01010079F111ED35F8CC479449609E8A0923A6" ma:contentTypeVersion="26" ma:contentTypeDescription="Create a new document." ma:contentTypeScope="" ma:versionID="ac37c1753acd5e330d2062ccec26ea66">
-  <xsd:schema xmlns:xsd="http://www.w3.org/2001/XMLSchema" xmlns:xs="http://www.w3.org/2001/XMLSchema" xmlns:p="http://schemas.microsoft.com/office/2006/metadata/properties" xmlns:ns1="http://schemas.microsoft.com/sharepoint/v3" xmlns:ns2="71af3243-3dd4-4a8d-8c0d-dd76da1f02a5" xmlns:ns3="16c05727-aa75-4e4a-9b5f-8a80a1165891" xmlns:ns4="230e9df3-be65-4c73-a93b-d1236ebd677e" targetNamespace="http://schemas.microsoft.com/office/2006/metadata/properties" ma:root="true" ma:fieldsID="3b340c7101c92c5120abd06486f94548" ns1:_="" ns2:_="" ns3:_="" ns4:_="">
-    <xsd:import namespace="http://schemas.microsoft.com/sharepoint/v3"/>
-    <xsd:import namespace="71af3243-3dd4-4a8d-8c0d-dd76da1f02a5"/>
-    <xsd:import namespace="16c05727-aa75-4e4a-9b5f-8a80a1165891"/>
-    <xsd:import namespace="230e9df3-be65-4c73-a93b-d1236ebd677e"/>
-    <xsd:element name="properties">
-      <xsd:complexType>
-        <xsd:sequence>
-          <xsd:element name="documentManagement">
-            <xsd:complexType>
-              <xsd:all>
-                <xsd:element ref="ns2:Status" minOccurs="0"/>
-                <xsd:element ref="ns2:Image" minOccurs="0"/>
-                <xsd:element ref="ns2:MediaServiceMetadata" minOccurs="0"/>
-                <xsd:element ref="ns2:MediaServiceFastMetadata" minOccurs="0"/>
-                <xsd:element ref="ns2:MediaServiceOCR" minOccurs="0"/>
-                <xsd:element ref="ns2:MediaServiceAutoTags" minOccurs="0"/>
-                <xsd:element ref="ns2:MediaServiceEventHashCode" minOccurs="0"/>
-                <xsd:element ref="ns2:MediaServiceGenerationTime" minOccurs="0"/>
-                <xsd:element ref="ns3:SharedWithUsers" minOccurs="0"/>
-                <xsd:element ref="ns3:SharedWithDetails" minOccurs="0"/>
-                <xsd:element ref="ns2:MediaServiceAutoKeyPoints" minOccurs="0"/>
-                <xsd:element ref="ns2:MediaServiceKeyPoints" minOccurs="0"/>
-                <xsd:element ref="ns2:MediaServiceDateTaken" minOccurs="0"/>
-                <xsd:element ref="ns1:_ip_UnifiedCompliancePolicyProperties" minOccurs="0"/>
-                <xsd:element ref="ns1:_ip_UnifiedCompliancePolicyUIAction" minOccurs="0"/>
-                <xsd:element ref="ns4:TaxCatchAll" minOccurs="0"/>
-                <xsd:element ref="ns2:ImageTagsTaxHTField" minOccurs="0"/>
-                <xsd:element ref="ns2:MediaServiceLocation" minOccurs="0"/>
-                <xsd:element ref="ns2:MediaLengthInSeconds" minOccurs="0"/>
-                <xsd:element ref="ns2:Background" minOccurs="0"/>
-                <xsd:element ref="ns2:MediaServiceSearchProperties" minOccurs="0"/>
-                <xsd:element ref="ns2:MediaServiceDocTags" minOccurs="0"/>
-              </xsd:all>
-            </xsd:complexType>
-          </xsd:element>
-        </xsd:sequence>
-      </xsd:complexType>
-    </xsd:element>
-  </xsd:schema>
-  <xsd:schema xmlns:xsd="http://www.w3.org/2001/XMLSchema" xmlns:xs="http://www.w3.org/2001/XMLSchema" xmlns:dms="http://schemas.microsoft.com/office/2006/documentManagement/types" xmlns:pc="http://schemas.microsoft.com/office/infopath/2007/PartnerControls" targetNamespace="http://schemas.microsoft.com/sharepoint/v3" elementFormDefault="qualified">
-    <xsd:import namespace="http://schemas.microsoft.com/office/2006/documentManagement/types"/>
-    <xsd:import namespace="http://schemas.microsoft.com/office/infopath/2007/PartnerControls"/>
-    <xsd:element name="_ip_UnifiedCompliancePolicyProperties" ma:index="20" nillable="true" ma:displayName="Unified Compliance Policy Properties" ma:hidden="true" ma:internalName="_ip_UnifiedCompliancePolicyProperties" ma:readOnly="false">
-      <xsd:simpleType>
-        <xsd:restriction base="dms:Note"/>
-      </xsd:simpleType>
-    </xsd:element>
-    <xsd:element name="_ip_UnifiedCompliancePolicyUIAction" ma:index="21" nillable="true" ma:displayName="Unified Compliance Policy UI Action" ma:hidden="true" ma:internalName="_ip_UnifiedCompliancePolicyUIAction" ma:readOnly="false">
-      <xsd:simpleType>
-        <xsd:restriction base="dms:Text"/>
-      </xsd:simpleType>
-    </xsd:element>
-  </xsd:schema>
-  <xsd:schema xmlns:xsd="http://www.w3.org/2001/XMLSchema" xmlns:xs="http://www.w3.org/2001/XMLSchema" xmlns:dms="http://schemas.microsoft.com/office/2006/documentManagement/types" xmlns:pc="http://schemas.microsoft.com/office/infopath/2007/PartnerControls" targetNamespace="71af3243-3dd4-4a8d-8c0d-dd76da1f02a5" elementFormDefault="qualified">
-    <xsd:import namespace="http://schemas.microsoft.com/office/2006/documentManagement/types"/>
-    <xsd:import namespace="http://schemas.microsoft.com/office/infopath/2007/PartnerControls"/>
-    <xsd:element name="Status" ma:index="2" nillable="true" ma:displayName="Status" ma:default="Not started" ma:format="Dropdown" ma:internalName="Status" ma:readOnly="false">
-      <xsd:simpleType>
-        <xsd:restriction base="dms:Choice">
-          <xsd:enumeration value="Not started"/>
-          <xsd:enumeration value="In Progress"/>
-          <xsd:enumeration value="Completed"/>
-        </xsd:restriction>
-      </xsd:simpleType>
-    </xsd:element>
-    <xsd:element name="Image" ma:index="3" nillable="true" ma:displayName="Image" ma:format="Image" ma:internalName="Image" ma:readOnly="false">
-      <xsd:complexType>
-        <xsd:complexContent>
-          <xsd:extension base="dms:URL">
-            <xsd:sequence>
-              <xsd:element name="Url" type="dms:ValidUrl" minOccurs="0" nillable="true"/>
-              <xsd:element name="Description" type="xsd:string" nillable="true"/>
-            </xsd:sequence>
-          </xsd:extension>
-        </xsd:complexContent>
-      </xsd:complexType>
-    </xsd:element>
-    <xsd:element name="MediaServiceMetadata" ma:index="8" nillable="true" ma:displayName="MediaServiceMetadata" ma:hidden="true" ma:internalName="MediaServiceMetadata" ma:readOnly="true">
-      <xsd:simpleType>
-        <xsd:restriction base="dms:Note"/>
-      </xsd:simpleType>
-    </xsd:element>
-    <xsd:element name="MediaServiceFastMetadata" ma:index="9" nillable="true" ma:displayName="MediaServiceFastMetadata" ma:hidden="true" ma:internalName="MediaServiceFastMetadata" ma:readOnly="true">
-      <xsd:simpleType>
-        <xsd:restriction base="dms:Note"/>
-      </xsd:simpleType>
-    </xsd:element>
-    <xsd:element name="MediaServiceOCR" ma:index="10" nillable="true" ma:displayName="MediaServiceOCR" ma:hidden="true" ma:internalName="MediaServiceOCR" ma:readOnly="true">
-      <xsd:simpleType>
-        <xsd:restriction base="dms:Note"/>
-      </xsd:simpleType>
-    </xsd:element>
-    <xsd:element name="MediaServiceAutoTags" ma:index="11" nillable="true" ma:displayName="MediaServiceAutoTags" ma:hidden="true" ma:internalName="MediaServiceAutoTags" ma:readOnly="true">
-      <xsd:simpleType>
-        <xsd:restriction base="dms:Text"/>
-      </xsd:simpleType>
-    </xsd:element>
-    <xsd:element name="MediaServiceEventHashCode" ma:index="12" nillable="true" ma:displayName="MediaServiceEventHashCode" ma:hidden="true" ma:internalName="MediaServiceEventHashCode" ma:readOnly="true">
-      <xsd:simpleType>
-        <xsd:restriction base="dms:Text"/>
-      </xsd:simpleType>
-    </xsd:element>
-    <xsd:element name="MediaServiceGenerationTime" ma:index="13" nillable="true" ma:displayName="MediaServiceGenerationTime" ma:hidden="true" ma:internalName="MediaServiceGenerationTime" ma:readOnly="true">
-      <xsd:simpleType>
-        <xsd:restriction base="dms:Text"/>
-      </xsd:simpleType>
-    </xsd:element>
-    <xsd:element name="MediaServiceAutoKeyPoints" ma:index="16" nillable="true" ma:displayName="MediaServiceAutoKeyPoints" ma:hidden="true" ma:internalName="MediaServiceAutoKeyPoints" ma:readOnly="true">
-      <xsd:simpleType>
-        <xsd:restriction base="dms:Note"/>
-      </xsd:simpleType>
-    </xsd:element>
-    <xsd:element name="MediaServiceKeyPoints" ma:index="17" nillable="true" ma:displayName="KeyPoints" ma:hidden="true" ma:internalName="MediaServiceKeyPoints" ma:readOnly="false">
-      <xsd:simpleType>
-        <xsd:restriction base="dms:Note"/>
-      </xsd:simpleType>
-    </xsd:element>
-    <xsd:element name="MediaServiceDateTaken" ma:index="18" nillable="true" ma:displayName="MediaServiceDateTaken" ma:hidden="true" ma:internalName="MediaServiceDateTaken" ma:readOnly="true">
-      <xsd:simpleType>
-        <xsd:restriction base="dms:Text"/>
-      </xsd:simpleType>
-    </xsd:element>
-    <xsd:element name="ImageTagsTaxHTField" ma:index="25" nillable="true" ma:taxonomy="true" ma:internalName="ImageTagsTaxHTField" ma:taxonomyFieldName="MediaServiceImageTags" ma:displayName="Image Tags" ma:readOnly="false" ma:fieldId="{5cf76f15-5ced-4ddc-b409-7134ff3c332f}" ma:taxonomyMulti="true" ma:sspId="e385fb40-52d4-4fae-9c5b-3e8ff8a5878e" ma:termSetId="09814cd3-568e-fe90-9814-8d621ff8fb84" ma:anchorId="fba54fb3-c3e1-fe81-a776-ca4b69148c4d" ma:open="true" ma:isKeyword="false">
-      <xsd:complexType>
-        <xsd:sequence>
-          <xsd:element ref="pc:Terms" minOccurs="0" maxOccurs="1"/>
-        </xsd:sequence>
-      </xsd:complexType>
-    </xsd:element>
-    <xsd:element name="MediaServiceLocation" ma:index="26" nillable="true" ma:displayName="Location" ma:hidden="true" ma:internalName="MediaServiceLocation" ma:readOnly="true">
-      <xsd:simpleType>
-        <xsd:restriction base="dms:Text"/>
-      </xsd:simpleType>
-    </xsd:element>
-    <xsd:element name="MediaLengthInSeconds" ma:index="27" nillable="true" ma:displayName="MediaLengthInSeconds" ma:hidden="true" ma:internalName="MediaLengthInSeconds" ma:readOnly="true">
-      <xsd:simpleType>
-        <xsd:restriction base="dms:Unknown"/>
-      </xsd:simpleType>
-    </xsd:element>
-    <xsd:element name="Background" ma:index="28" nillable="true" ma:displayName="Background" ma:default="0" ma:format="Dropdown" ma:internalName="Background">
-      <xsd:simpleType>
-        <xsd:restriction base="dms:Boolean"/>
-      </xsd:simpleType>
-    </xsd:element>
-    <xsd:element name="MediaServiceSearchProperties" ma:index="29" nillable="true" ma:displayName="MediaServiceSearchProperties" ma:hidden="true" ma:internalName="MediaServiceSearchProperties" ma:readOnly="true">
-      <xsd:simpleType>
-        <xsd:restriction base="dms:Note"/>
-      </xsd:simpleType>
-    </xsd:element>
-    <xsd:element name="MediaServiceDocTags" ma:index="30" nillable="true" ma:displayName="MediaServiceDocTags" ma:hidden="true" ma:internalName="MediaServiceDocTags" ma:readOnly="true">
-      <xsd:simpleType>
-        <xsd:restriction base="dms:Note"/>
-      </xsd:simpleType>
-    </xsd:element>
-  </xsd:schema>
-  <xsd:schema xmlns:xsd="http://www.w3.org/2001/XMLSchema" xmlns:xs="http://www.w3.org/2001/XMLSchema" xmlns:dms="http://schemas.microsoft.com/office/2006/documentManagement/types" xmlns:pc="http://schemas.microsoft.com/office/infopath/2007/PartnerControls" targetNamespace="16c05727-aa75-4e4a-9b5f-8a80a1165891" elementFormDefault="qualified">
-    <xsd:import namespace="http://schemas.microsoft.com/office/2006/documentManagement/types"/>
-    <xsd:import namespace="http://schemas.microsoft.com/office/infopath/2007/PartnerControls"/>
-    <xsd:element name="SharedWithUsers" ma:index="14" nillable="true" ma:displayName="Shared With" ma:hidden="true" ma:internalName="SharedWithUsers" ma:readOnly="true">
-      <xsd:complexType>
-        <xsd:complexContent>
-          <xsd:extension base="dms:UserMulti">
-            <xsd:sequence>
-              <xsd:element name="UserInfo" minOccurs="0" maxOccurs="unbounded">
-                <xsd:complexType>
-                  <xsd:sequence>
-                    <xsd:element name="DisplayName" type="xsd:string" minOccurs="0"/>
-                    <xsd:element name="AccountId" type="dms:UserId" minOccurs="0" nillable="true"/>
-                    <xsd:element name="AccountType" type="xsd:string" minOccurs="0"/>
-                  </xsd:sequence>
-                </xsd:complexType>
-              </xsd:element>
-            </xsd:sequence>
-          </xsd:extension>
-        </xsd:complexContent>
-      </xsd:complexType>
-    </xsd:element>
-    <xsd:element name="SharedWithDetails" ma:index="15" nillable="true" ma:displayName="Shared With Details" ma:hidden="true" ma:internalName="SharedWithDetails" ma:readOnly="true">
-      <xsd:simpleType>
-        <xsd:restriction base="dms:Note"/>
-      </xsd:simpleType>
-    </xsd:element>
-  </xsd:schema>
-  <xsd:schema xmlns:xsd="http://www.w3.org/2001/XMLSchema" xmlns:xs="http://www.w3.org/2001/XMLSchema" xmlns:dms="http://schemas.microsoft.com/office/2006/documentManagement/types" xmlns:pc="http://schemas.microsoft.com/office/infopath/2007/PartnerControls" targetNamespace="230e9df3-be65-4c73-a93b-d1236ebd677e" elementFormDefault="qualified">
-    <xsd:import namespace="http://schemas.microsoft.com/office/2006/documentManagement/types"/>
-    <xsd:import namespace="http://schemas.microsoft.com/office/infopath/2007/PartnerControls"/>
-    <xsd:element name="TaxCatchAll" ma:index="23" nillable="true" ma:displayName="Taxonomy Catch All Column" ma:hidden="true" ma:list="{3f6bfcbc-3db3-4ae6-bd76-326f0798ad28}" ma:internalName="TaxCatchAll" ma:readOnly="false" ma:showField="CatchAllData" ma:web="16c05727-aa75-4e4a-9b5f-8a80a1165891">
-      <xsd:complexType>
-        <xsd:complexContent>
-          <xsd:extension base="dms:MultiChoiceLookup">
-            <xsd:sequence>
-              <xsd:element name="Value" type="dms:Lookup" maxOccurs="unbounded" minOccurs="0" nillable="true"/>
-            </xsd:sequence>
-          </xsd:extension>
-        </xsd:complexContent>
-      </xsd:complexType>
-    </xsd:element>
-  </xsd:schema>
-  <xsd:schema xmlns="http://schemas.openxmlformats.org/package/2006/metadata/core-properties" xmlns:xsd="http://www.w3.org/2001/XMLSchema" xmlns:xsi="http://www.w3.org/2001/XMLSchema-instance" xmlns:dc="http://purl.org/dc/elements/1.1/" xmlns:dcterms="http://purl.org/dc/terms/" xmlns:odoc="http://schemas.microsoft.com/internal/obd" targetNamespace="http://schemas.openxmlformats.org/package/2006/metadata/core-properties" elementFormDefault="qualified" attributeFormDefault="unqualified" blockDefault="#all">
-    <xsd:import namespace="http://purl.org/dc/elements/1.1/" schemaLocation="http://dublincore.org/schemas/xmls/qdc/2003/04/02/dc.xsd"/>
-    <xsd:import namespace="http://purl.org/dc/terms/" schemaLocation="http://dublincore.org/schemas/xmls/qdc/2003/04/02/dcterms.xsd"/>
-    <xsd:element name="coreProperties" type="CT_coreProperties"/>
-    <xsd:complexType name="CT_coreProperties">
-      <xsd:all>
-        <xsd:element ref="dc:creator" minOccurs="0" maxOccurs="1"/>
-        <xsd:element ref="dcterms:created" minOccurs="0" maxOccurs="1"/>
-        <xsd:element ref="dc:identifier" minOccurs="0" maxOccurs="1"/>
-        <xsd:element name="contentType" minOccurs="0" maxOccurs="1" type="xsd:string" ma:displayName="Content Type"/>
-        <xsd:element ref="dc:title" minOccurs="0" maxOccurs="1" ma:index="1" ma:displayName="Title"/>
-        <xsd:element ref="dc:subject" minOccurs="0" maxOccurs="1"/>
-        <xsd:element ref="dc:description" minOccurs="0" maxOccurs="1"/>
-        <xsd:element name="keywords" minOccurs="0" maxOccurs="1" type="xsd:string"/>
-        <xsd:element ref="dc:language" minOccurs="0" maxOccurs="1"/>
-        <xsd:element name="category" minOccurs="0" maxOccurs="1" type="xsd:string"/>
-        <xsd:element name="version" minOccurs="0" maxOccurs="1" type="xsd:string"/>
-        <xsd:element name="revision" minOccurs="0" maxOccurs="1" type="xsd:string">
-          <xsd:annotation>
-            <xsd:documentation>
-                        This value indicates the number of saves or revisions. The application is responsible for updating this value after each revision.
-                    </xsd:documentation>
-          </xsd:annotation>
-        </xsd:element>
-        <xsd:element name="lastModifiedBy" minOccurs="0" maxOccurs="1" type="xsd:string"/>
-        <xsd:element ref="dcterms:modified" minOccurs="0" maxOccurs="1"/>
-        <xsd:element name="contentStatus" minOccurs="0" maxOccurs="1" type="xsd:string"/>
-      </xsd:all>
-    </xsd:complexType>
-  </xsd:schema>
-  <xs:schema xmlns:pc="http://schemas.microsoft.com/office/infopath/2007/PartnerControls" xmlns:xs="http://www.w3.org/2001/XMLSchema" targetNamespace="http://schemas.microsoft.com/office/infopath/2007/PartnerControls" elementFormDefault="qualified" attributeFormDefault="unqualified">
-    <xs:element name="Person">
-      <xs:complexType>
-        <xs:sequence>
-          <xs:element ref="pc:DisplayName" minOccurs="0"/>
-          <xs:element ref="pc:AccountId" minOccurs="0"/>
-          <xs:element ref="pc:AccountType" minOccurs="0"/>
-        </xs:sequence>
-      </xs:complexType>
-    </xs:element>
-    <xs:element name="DisplayName" type="xs:string"/>
-    <xs:element name="AccountId" type="xs:string"/>
-    <xs:element name="AccountType" type="xs:string"/>
-    <xs:element name="BDCAssociatedEntity">
-      <xs:complexType>
-        <xs:sequence>
-          <xs:element ref="pc:BDCEntity" minOccurs="0" maxOccurs="unbounded"/>
-        </xs:sequence>
-        <xs:attribute ref="pc:EntityNamespace"/>
-        <xs:attribute ref="pc:EntityName"/>
-        <xs:attribute ref="pc:SystemInstanceName"/>
-        <xs:attribute ref="pc:AssociationName"/>
-      </xs:complexType>
-    </xs:element>
-    <xs:attribute name="EntityNamespace" type="xs:string"/>
-    <xs:attribute name="EntityName" type="xs:string"/>
-    <xs:attribute name="SystemInstanceName" type="xs:string"/>
-    <xs:attribute name="AssociationName" type="xs:string"/>
-    <xs:element name="BDCEntity">
-      <xs:complexType>
-        <xs:sequence>
-          <xs:element ref="pc:EntityDisplayName" minOccurs="0"/>
-          <xs:element ref="pc:EntityInstanceReference" minOccurs="0"/>
-          <xs:element ref="pc:EntityId1" minOccurs="0"/>
-          <xs:element ref="pc:EntityId2" minOccurs="0"/>
-          <xs:element ref="pc:EntityId3" minOccurs="0"/>
-          <xs:element ref="pc:EntityId4" minOccurs="0"/>
-          <xs:element ref="pc:EntityId5" minOccurs="0"/>
-        </xs:sequence>
-      </xs:complexType>
-    </xs:element>
-    <xs:element name="EntityDisplayName" type="xs:string"/>
-    <xs:element name="EntityInstanceReference" type="xs:string"/>
-    <xs:element name="EntityId1" type="xs:string"/>
-    <xs:element name="EntityId2" type="xs:string"/>
-    <xs:element name="EntityId3" type="xs:string"/>
-    <xs:element name="EntityId4" type="xs:string"/>
-    <xs:element name="EntityId5" type="xs:string"/>
-    <xs:element name="Terms">
-      <xs:complexType>
-        <xs:sequence>
-          <xs:element ref="pc:TermInfo" minOccurs="0" maxOccurs="unbounded"/>
-        </xs:sequence>
-      </xs:complexType>
-    </xs:element>
-    <xs:element name="TermInfo">
-      <xs:complexType>
-        <xs:sequence>
-          <xs:element ref="pc:TermName" minOccurs="0"/>
-          <xs:element ref="pc:TermId" minOccurs="0"/>
-        </xs:sequence>
-      </xs:complexType>
-    </xs:element>
-    <xs:element name="TermName" type="xs:string"/>
-    <xs:element name="TermId" type="xs:string"/>
-  </xs:schema>
-</ct:contentTypeSchema>
-</file>
-
-<file path=customXml/item32.xml><?xml version="1.0" encoding="utf-8"?>
-<?mso-contentType ?>
-<FormTemplates xmlns="http://schemas.microsoft.com/sharepoint/v3/contenttype/forms">
-  <Display>DocumentLibraryForm</Display>
-  <Edit>DocumentLibraryForm</Edit>
-  <New>DocumentLibraryForm</New>
-</FormTemplates>
-</file>
-
-<file path=customXml/item4.xml><?xml version="1.0" encoding="utf-8"?>
-<p:properties xmlns:p="http://schemas.microsoft.com/office/2006/metadata/properties" xmlns:xsi="http://www.w3.org/2001/XMLSchema-instance" xmlns:pc="http://schemas.microsoft.com/office/infopath/2007/PartnerControls">
-  <documentManagement>
-    <_ip_UnifiedCompliancePolicyUIAction xmlns="http://schemas.microsoft.com/sharepoint/v3" xsi:nil="true"/>
-    <Image xmlns="71af3243-3dd4-4a8d-8c0d-dd76da1f02a5">
-      <Url xsi:nil="true"/>
-      <Description xsi:nil="true"/>
-    </Image>
-    <Status xmlns="71af3243-3dd4-4a8d-8c0d-dd76da1f02a5">Not started</Status>
-    <Background xmlns="71af3243-3dd4-4a8d-8c0d-dd76da1f02a5">false</Background>
-    <_ip_UnifiedCompliancePolicyProperties xmlns="http://schemas.microsoft.com/sharepoint/v3" xsi:nil="true"/>
-    <ImageTagsTaxHTField xmlns="71af3243-3dd4-4a8d-8c0d-dd76da1f02a5">
-      <Terms xmlns="http://schemas.microsoft.com/office/infopath/2007/PartnerControls"/>
-    </ImageTagsTaxHTField>
-    <TaxCatchAll xmlns="230e9df3-be65-4c73-a93b-d1236ebd677e" xsi:nil="true"/>
-    <MediaServiceKeyPoints xmlns="71af3243-3dd4-4a8d-8c0d-dd76da1f02a5" xsi:nil="true"/>
-  </documentManagement>
-</p:properties>
-</file>
-
-<file path=customXml/itemProps13.xml><?xml version="1.0" encoding="utf-8"?>
-<ds:datastoreItem xmlns:ds="http://schemas.openxmlformats.org/officeDocument/2006/customXml" ds:itemID="{ED8ED770-4CB6-4448-ACBD-D41152B2E39C}">
-  <ds:schemaRefs>
-    <ds:schemaRef ds:uri="http://schemas.openxmlformats.org/officeDocument/2006/bibliography"/>
-  </ds:schemaRefs>
-</ds:datastoreItem>
-</file>
-
-<file path=customXml/itemProps24.xml><?xml version="1.0" encoding="utf-8"?>
-<ds:datastoreItem xmlns:ds="http://schemas.openxmlformats.org/officeDocument/2006/customXml" ds:itemID="{AED4AA58-1E63-460E-A904-74546B74D555}"/>
-</file>
-
-<file path=customXml/itemProps32.xml><?xml version="1.0" encoding="utf-8"?>
-<ds:datastoreItem xmlns:ds="http://schemas.openxmlformats.org/officeDocument/2006/customXml" ds:itemID="{79D6DC45-0C94-41F3-A617-EA00EEAD3135}"/>
-</file>
-
-<file path=customXml/itemProps41.xml><?xml version="1.0" encoding="utf-8"?>
-<ds:datastoreItem xmlns:ds="http://schemas.openxmlformats.org/officeDocument/2006/customXml" ds:itemID="{B08FA04E-197F-45C9-951C-BFCB1A6D2330}"/>
-</file>
-
 <file path=docMetadata/LabelInfo.xml><?xml version="1.0" encoding="utf-8"?>
 <clbl:labelList xmlns:clbl="http://schemas.microsoft.com/office/2020/mipLabelMetadata"/>
 </file>